--- a/docs/agent-rules.docx
+++ b/docs/agent-rules.docx
@@ -40,7 +40,7 @@
           <w:sz w:val="19"/>
           <w:szCs w:val="19"/>
         </w:rPr>
-        <w:t xml:space="preserve">ConsBOT — v2, com as quatro intenções implementadas e as decisões de projeto registradas.</w:t>
+        <w:t>ConsBOT — v3, com oito intenções implementadas e as decisões de projeto registradas.</w:t>
       </w:r>
     </w:p>
     <w:p>
@@ -3338,7 +3338,7 @@
                 <w:sz w:val="19"/>
                 <w:szCs w:val="19"/>
               </w:rPr>
-              <w:t xml:space="preserve">Nenhuma ação, em silêncio. Teto de espera: 6 s no planejador, 8 s na consulta — sem eles, um servidor que aceita a conexão e não responde segurava o envio da pergunta</w:t>
+              <w:t>Rede, HTTP, JSON, schema, confidence ausente/inválida ou confidence &lt; 0,55: descarta o plano e segue silenciosamente por full. Timeout do planejador: 6 s.</w:t>
             </w:r>
           </w:p>
         </w:tc>
@@ -3537,7 +3537,7 @@
                 <w:sz w:val="19"/>
                 <w:szCs w:val="19"/>
               </w:rPr>
-              <w:t xml:space="preserve">67 exemplos destas fichas</w:t>
+              <w:t>79 exemplos das oito fichas; execução ao vivo pelo Main-Server</w:t>
             </w:r>
           </w:p>
         </w:tc>
@@ -3569,7 +3569,301 @@
                 <w:sz w:val="17"/>
                 <w:szCs w:val="17"/>
               </w:rPr>
-              <w:t xml:space="preserve">65 estáveis, 1 instável, 1 falha na última execução ao vivo (3 execuções por caso); 0 ações indevidas em 84 execuções</w:t>
+              <w:t>scripts/agent-planner-suite.mjs · contrato route/confidence/actions</w:t>
+            </w:r>
+          </w:p>
+        </w:tc>
+      </w:tr>
+      <w:tr>
+        <w:tc>
+          <w:tcPr>
+            <w:tcW w:type="dxa" w:w="3100"/>
+            <w:tcBorders>
+              <w:top w:val="single" w:color="CBD8D2" w:sz="4"/>
+              <w:left w:val="single" w:color="CBD8D2" w:sz="4"/>
+              <w:bottom w:val="single" w:color="CBD8D2" w:sz="4"/>
+              <w:right w:val="single" w:color="CBD8D2" w:sz="4"/>
+            </w:tcBorders>
+            <w:tcMar>
+              <w:top w:type="dxa" w:w="90"/>
+              <w:left w:type="dxa" w:w="130"/>
+              <w:bottom w:type="dxa" w:w="90"/>
+              <w:right w:type="dxa" w:w="130"/>
+            </w:tcMar>
+            <w:vAlign w:val="center"/>
+          </w:tcPr>
+          <w:p>
+            <w:pPr>
+              <w:spacing w:after="80" w:before="0" w:line="264"/>
+            </w:pPr>
+            <w:r>
+              <w:rPr>
+                <w:b/>
+                <w:bCs/>
+                <w:color w:val="26332D"/>
+                <w:sz w:val="19"/>
+                <w:szCs w:val="19"/>
+              </w:rPr>
+              <w:t>Rotas</w:t>
+            </w:r>
+          </w:p>
+        </w:tc>
+        <w:tc>
+          <w:tcPr>
+            <w:tcW w:type="dxa" w:w="3300"/>
+            <w:tcBorders>
+              <w:top w:val="single" w:color="CBD8D2" w:sz="4"/>
+              <w:left w:val="single" w:color="CBD8D2" w:sz="4"/>
+              <w:bottom w:val="single" w:color="CBD8D2" w:sz="4"/>
+              <w:right w:val="single" w:color="CBD8D2" w:sz="4"/>
+            </w:tcBorders>
+            <w:tcMar>
+              <w:top w:type="dxa" w:w="90"/>
+              <w:left w:type="dxa" w:w="130"/>
+              <w:bottom w:type="dxa" w:w="90"/>
+              <w:right w:type="dxa" w:w="130"/>
+            </w:tcMar>
+            <w:vAlign w:val="center"/>
+          </w:tcPr>
+          <w:p>
+            <w:pPr>
+              <w:spacing w:after="80" w:before="0" w:line="264"/>
+            </w:pPr>
+            <w:r>
+              <w:rPr>
+                <w:color w:val="26332D"/>
+                <w:sz w:val="19"/>
+                <w:szCs w:val="19"/>
+              </w:rPr>
+              <w:t>full é o padrão; direct só para interação simples ou navegação; corpus só para evidência literal sem análise; clarify só quando falta dado material</w:t>
+            </w:r>
+          </w:p>
+        </w:tc>
+        <w:tc>
+          <w:tcPr>
+            <w:tcW w:type="dxa" w:w="2626"/>
+            <w:tcBorders>
+              <w:top w:val="single" w:color="CBD8D2" w:sz="4"/>
+              <w:left w:val="single" w:color="CBD8D2" w:sz="4"/>
+              <w:bottom w:val="single" w:color="CBD8D2" w:sz="4"/>
+              <w:right w:val="single" w:color="CBD8D2" w:sz="4"/>
+            </w:tcBorders>
+            <w:tcMar>
+              <w:top w:type="dxa" w:w="90"/>
+              <w:left w:type="dxa" w:w="130"/>
+              <w:bottom w:type="dxa" w:w="90"/>
+              <w:right w:type="dxa" w:w="130"/>
+            </w:tcMar>
+            <w:vAlign w:val="center"/>
+          </w:tcPr>
+          <w:p>
+            <w:pPr>
+              <w:spacing w:after="80" w:before="0" w:line="264"/>
+            </w:pPr>
+            <w:r>
+              <w:rPr>
+                <w:rFonts w:ascii="Consolas" w:cs="Consolas" w:eastAsia="Consolas" w:hAnsi="Consolas"/>
+                <w:color w:val="808A86"/>
+                <w:sz w:val="17"/>
+                <w:szCs w:val="17"/>
+              </w:rPr>
+              <w:t>planner/prompt.ts · planner/plan.ts</w:t>
+            </w:r>
+          </w:p>
+        </w:tc>
+      </w:tr>
+      <w:tr>
+        <w:tc>
+          <w:tcPr>
+            <w:tcW w:type="dxa" w:w="3100"/>
+            <w:tcBorders>
+              <w:top w:val="single" w:color="CBD8D2" w:sz="4"/>
+              <w:left w:val="single" w:color="CBD8D2" w:sz="4"/>
+              <w:bottom w:val="single" w:color="CBD8D2" w:sz="4"/>
+              <w:right w:val="single" w:color="CBD8D2" w:sz="4"/>
+            </w:tcBorders>
+            <w:tcMar>
+              <w:top w:type="dxa" w:w="90"/>
+              <w:left w:type="dxa" w:w="130"/>
+              <w:bottom w:type="dxa" w:w="90"/>
+              <w:right w:type="dxa" w:w="130"/>
+            </w:tcMar>
+            <w:vAlign w:val="center"/>
+          </w:tcPr>
+          <w:p>
+            <w:pPr>
+              <w:spacing w:after="80" w:before="0" w:line="264"/>
+            </w:pPr>
+            <w:r>
+              <w:rPr>
+                <w:b/>
+                <w:bCs/>
+                <w:color w:val="26332D"/>
+                <w:sz w:val="19"/>
+                <w:szCs w:val="19"/>
+              </w:rPr>
+              <w:t>Confiança</w:t>
+            </w:r>
+          </w:p>
+        </w:tc>
+        <w:tc>
+          <w:tcPr>
+            <w:tcW w:type="dxa" w:w="3300"/>
+            <w:tcBorders>
+              <w:top w:val="single" w:color="CBD8D2" w:sz="4"/>
+              <w:left w:val="single" w:color="CBD8D2" w:sz="4"/>
+              <w:bottom w:val="single" w:color="CBD8D2" w:sz="4"/>
+              <w:right w:val="single" w:color="CBD8D2" w:sz="4"/>
+            </w:tcBorders>
+            <w:tcMar>
+              <w:top w:type="dxa" w:w="90"/>
+              <w:left w:type="dxa" w:w="130"/>
+              <w:bottom w:type="dxa" w:w="90"/>
+              <w:right w:type="dxa" w:w="130"/>
+            </w:tcMar>
+            <w:vAlign w:val="center"/>
+          </w:tcPr>
+          <w:p>
+            <w:pPr>
+              <w:spacing w:after="80" w:before="0" w:line="264"/>
+            </w:pPr>
+            <w:r>
+              <w:rPr>
+                <w:color w:val="26332D"/>
+                <w:sz w:val="19"/>
+                <w:szCs w:val="19"/>
+              </w:rPr>
+              <w:t>&lt; 0,55: fallback full; 0,55–0,77: direct/corpus rebaixados para full com pills válidos; ≥ 0,78: podem suprimir o modelo principal</w:t>
+            </w:r>
+          </w:p>
+        </w:tc>
+        <w:tc>
+          <w:tcPr>
+            <w:tcW w:type="dxa" w:w="2626"/>
+            <w:tcBorders>
+              <w:top w:val="single" w:color="CBD8D2" w:sz="4"/>
+              <w:left w:val="single" w:color="CBD8D2" w:sz="4"/>
+              <w:bottom w:val="single" w:color="CBD8D2" w:sz="4"/>
+              <w:right w:val="single" w:color="CBD8D2" w:sz="4"/>
+            </w:tcBorders>
+            <w:tcMar>
+              <w:top w:type="dxa" w:w="90"/>
+              <w:left w:type="dxa" w:w="130"/>
+              <w:bottom w:type="dxa" w:w="90"/>
+              <w:right w:type="dxa" w:w="130"/>
+            </w:tcMar>
+            <w:vAlign w:val="center"/>
+          </w:tcPr>
+          <w:p>
+            <w:pPr>
+              <w:spacing w:after="80" w:before="0" w:line="264"/>
+            </w:pPr>
+            <w:r>
+              <w:rPr>
+                <w:rFonts w:ascii="Consolas" w:cs="Consolas" w:eastAsia="Consolas" w:hAnsi="Consolas"/>
+                <w:color w:val="808A86"/>
+                <w:sz w:val="17"/>
+                <w:szCs w:val="17"/>
+              </w:rPr>
+              <w:t>AGENT_CONFIDENCE_* · planner/plan.ts</w:t>
+            </w:r>
+          </w:p>
+        </w:tc>
+      </w:tr>
+      <w:tr>
+        <w:tc>
+          <w:tcPr>
+            <w:tcW w:type="dxa" w:w="3100"/>
+            <w:tcBorders>
+              <w:top w:val="single" w:color="CBD8D2" w:sz="4"/>
+              <w:left w:val="single" w:color="CBD8D2" w:sz="4"/>
+              <w:bottom w:val="single" w:color="CBD8D2" w:sz="4"/>
+              <w:right w:val="single" w:color="CBD8D2" w:sz="4"/>
+            </w:tcBorders>
+            <w:tcMar>
+              <w:top w:type="dxa" w:w="90"/>
+              <w:left w:type="dxa" w:w="130"/>
+              <w:bottom w:type="dxa" w:w="90"/>
+              <w:right w:type="dxa" w:w="130"/>
+            </w:tcMar>
+            <w:vAlign w:val="center"/>
+          </w:tcPr>
+          <w:p>
+            <w:pPr>
+              <w:spacing w:after="80" w:before="0" w:line="264"/>
+            </w:pPr>
+            <w:r>
+              <w:rPr>
+                <w:b/>
+                <w:bCs/>
+                <w:color w:val="26332D"/>
+                <w:sz w:val="19"/>
+                <w:szCs w:val="19"/>
+              </w:rPr>
+              <w:t>Modo Clássico</w:t>
+            </w:r>
+          </w:p>
+        </w:tc>
+        <w:tc>
+          <w:tcPr>
+            <w:tcW w:type="dxa" w:w="3300"/>
+            <w:tcBorders>
+              <w:top w:val="single" w:color="CBD8D2" w:sz="4"/>
+              <w:left w:val="single" w:color="CBD8D2" w:sz="4"/>
+              <w:bottom w:val="single" w:color="CBD8D2" w:sz="4"/>
+              <w:right w:val="single" w:color="CBD8D2" w:sz="4"/>
+            </w:tcBorders>
+            <w:tcMar>
+              <w:top w:type="dxa" w:w="90"/>
+              <w:left w:type="dxa" w:w="130"/>
+              <w:bottom w:type="dxa" w:w="90"/>
+              <w:right w:type="dxa" w:w="130"/>
+            </w:tcMar>
+            <w:vAlign w:val="center"/>
+          </w:tcPr>
+          <w:p>
+            <w:pPr>
+              <w:spacing w:after="80" w:before="0" w:line="264"/>
+            </w:pPr>
+            <w:r>
+              <w:rPr>
+                <w:color w:val="26332D"/>
+                <w:sz w:val="19"/>
+                <w:szCs w:val="19"/>
+              </w:rPr>
+              <w:t>corpus proibido por prompt, normalização e execução; converte para full ou direct com ação externa</w:t>
+            </w:r>
+          </w:p>
+        </w:tc>
+        <w:tc>
+          <w:tcPr>
+            <w:tcW w:type="dxa" w:w="2626"/>
+            <w:tcBorders>
+              <w:top w:val="single" w:color="CBD8D2" w:sz="4"/>
+              <w:left w:val="single" w:color="CBD8D2" w:sz="4"/>
+              <w:bottom w:val="single" w:color="CBD8D2" w:sz="4"/>
+              <w:right w:val="single" w:color="CBD8D2" w:sz="4"/>
+            </w:tcBorders>
+            <w:tcMar>
+              <w:top w:type="dxa" w:w="90"/>
+              <w:left w:type="dxa" w:w="130"/>
+              <w:bottom w:type="dxa" w:w="90"/>
+              <w:right w:type="dxa" w:w="130"/>
+            </w:tcMar>
+            <w:vAlign w:val="center"/>
+          </w:tcPr>
+          <w:p>
+            <w:pPr>
+              <w:spacing w:after="80" w:before="0" w:line="264"/>
+            </w:pPr>
+            <w:r>
+              <w:rPr>
+                <w:rFonts w:ascii="Consolas" w:cs="Consolas" w:eastAsia="Consolas" w:hAnsi="Consolas"/>
+                <w:color w:val="808A86"/>
+                <w:sz w:val="17"/>
+                <w:szCs w:val="17"/>
+              </w:rPr>
+              <w:t>planner/prompt.ts · planner/plan.ts · ChatWindow.tsx</w:t>
             </w:r>
           </w:p>
         </w:tc>
@@ -3621,7 +3915,7 @@
           <w:sz w:val="19"/>
           <w:szCs w:val="19"/>
         </w:rPr>
-        <w:t xml:space="preserve">Nenhum dos quatro destinos lê ?q= — </w:t>
+        <w:t>Deep links — Os cinco módulos parametrizados ainda precisam confirmar a leitura de ?q=; os links já enviam o parâmetro. Encyclossapiens e ICGE abrem páginas institucionais sem termo de busca.</w:t>
       </w:r>
       <w:r>
         <w:rPr>
@@ -3629,7 +3923,6 @@
           <w:sz w:val="19"/>
           <w:szCs w:val="19"/>
         </w:rPr>
-        <w:t xml:space="preserve">Verificado nos bundles das quatro páginas: não há leitura de URLSearchParams nem de location.search. Os links já enviam o parâmetro; cada página precisa passar a lê-lo no seu próprio repositório. O LexiCons é o mais simples, porque o backend dele já recebe ?q=.</w:t>
       </w:r>
     </w:p>
     <w:p>
@@ -3649,7 +3942,7 @@
           <w:sz w:val="19"/>
           <w:szCs w:val="19"/>
         </w:rPr>
-        <w:t xml:space="preserve">Listas «NÃO DEVE DISPARAR» curtas — </w:t>
+        <w:t>Casos negativos — Toda intenção nova deve ter exemplos cruzados suficientes para impedir pills em pedidos conceituais, analíticos ou pertencentes a outra ferramenta.</w:t>
       </w:r>
       <w:r>
         <w:rPr>
@@ -3657,7 +3950,6 @@
           <w:sz w:val="19"/>
           <w:szCs w:val="19"/>
         </w:rPr>
-        <w:t xml:space="preserve">As intenções 2, 3 e 4 têm 4, 3 e 4 negativos; o ideal são 6 a 8, com pelo menos um negativo cruzado — uma frase que pertence a OUTRA intenção, como o “Buscar a tenepes no livro Projeciologia” da intenção 3.</w:t>
       </w:r>
     </w:p>
     <w:p>
@@ -3677,7 +3969,7 @@
           <w:sz w:val="19"/>
           <w:szCs w:val="19"/>
         </w:rPr>
-        <w:t xml:space="preserve">Pedido bibliográfico sem verbo — </w:t>
+        <w:t>Suíte real — npm run agent:suite mede as 79 frases das oito fichas contra o contrato atual de route, confidence e actions, no modo Clássico. Os resultados ao vivo devem ser atualizados após cada alteração de prompt ou catálogo.</w:t>
       </w:r>
       <w:r>
         <w:rPr>
@@ -3685,7 +3977,6 @@
           <w:sz w:val="19"/>
           <w:szCs w:val="19"/>
         </w:rPr>
-        <w:t xml:space="preserve">A suíte do planejador (npm run agent:suite) passou a rodar ao vivo contra o Main-Server, com 3 execuções por caso: 65 estáveis, 1 instável, 1 falha, e nenhuma ação indevida em 84 execuções — o modo Classificador deixou de ser a parte não verificada do catálogo. O que resta é «Livro Temas da Conscienciologia.», frase sem verbo que o classificador não lê como pedido bibliográfico; as instáveis ficam na fronteira livros × verbetes, onde as duas respostas se defendem. A suíte aplica a MESMA trava que o cliente aplica antes de aceitar um direct, então o que ela mede é a decisão efetiva do app, não o palpite cru do classificador.</w:t>
       </w:r>
     </w:p>
     <w:p>
@@ -11026,6 +11317,37 @@
     </w:p>
     <w:p>
       <w:pPr>
+        <w:spacing w:after="120" w:before="0" w:line="264"/>
+      </w:pPr>
+      <w:r>
+        <w:rPr>
+          <w:color w:val="26332D"/>
+          <w:sz w:val="19"/>
+          <w:szCs w:val="19"/>
+        </w:rPr>
+        <w:t xml:space="preserve"/>
+      </w:r>
+    </w:p>
+    <w:p>
+      <w:pPr>
+        <w:spacing w:after="120" w:before="0" w:line="264"/>
+      </w:pPr>
+      <w:r>
+        <w:rPr>
+          <w:color w:val="26332D"/>
+          <w:sz w:val="19"/>
+          <w:szCs w:val="19"/>
+        </w:rPr>
+        <w:t xml:space="preserve"/>
+      </w:r>
+    </w:p>
+    <w:p>
+      <w:r>
+        <w:br w:type="page"/>
+      </w:r>
+    </w:p>
+    <w:p>
+      <w:pPr>
         <w:pStyle w:val="Heading1"/>
         <w:spacing w:after="160" w:before="300"/>
       </w:pPr>
@@ -11037,22 +11359,7 @@
           <w:sz w:val="30"/>
           <w:szCs w:val="30"/>
         </w:rPr>
-        <w:t xml:space="preserve">Intenção N  ·  modelo em branco</w:t>
-      </w:r>
-    </w:p>
-    <w:p>
-      <w:pPr>
-        <w:spacing w:after="160" w:before="0" w:line="264"/>
-      </w:pPr>
-      <w:r>
-        <w:rPr>
-          <w:i/>
-          <w:iCs/>
-          <w:color w:val="808A86"/>
-          <w:sz w:val="19"/>
-          <w:szCs w:val="19"/>
-        </w:rPr>
-        <w:t xml:space="preserve">Duplique esta página inteira para cada intenção nova. As dicas em cinza são só orientação — apague ao preencher.</w:t>
+        <w:t>Intenção 5  ·  bibliografia_verbetes</w:t>
       </w:r>
     </w:p>
     <w:tbl>
@@ -11135,7 +11442,7 @@
                 <w:sz w:val="17"/>
                 <w:szCs w:val="17"/>
               </w:rPr>
-              <w:t xml:space="preserve">snake_case, sem acento</w:t>
+              <w:t>bibliografia_verbetes</w:t>
             </w:r>
           </w:p>
         </w:tc>
@@ -11204,7 +11511,7 @@
                 <w:sz w:val="17"/>
                 <w:szCs w:val="17"/>
               </w:rPr>
-              <w:t xml:space="preserve">como você chama isso</w:t>
+              <w:t>Bibliografia de verbetes</w:t>
             </w:r>
           </w:p>
         </w:tc>
@@ -11273,7 +11580,7 @@
                 <w:sz w:val="17"/>
                 <w:szCs w:val="17"/>
               </w:rPr>
-              <w:t xml:space="preserve">deixe em branco — preenchido na implementação</w:t>
+              <w:t>Implementada — só planejador</w:t>
             </w:r>
           </w:p>
         </w:tc>
@@ -11342,7 +11649,7 @@
                 <w:sz w:val="17"/>
                 <w:szCs w:val="17"/>
               </w:rPr>
-              <w:t xml:space="preserve">uma frase, em voz de instrução</w:t>
+              <w:t>o usuário pede bibliografia, referências bibliográficas ou como citar verbetes da Enciclopédia, inclusive por autor, tema ou especialidade</w:t>
             </w:r>
           </w:p>
         </w:tc>
@@ -11411,7 +11718,7 @@
                 <w:sz w:val="17"/>
                 <w:szCs w:val="17"/>
               </w:rPr>
-              <w:t xml:space="preserve">o caso oposto — não pule este</w:t>
+              <w:t>o usuário quer buscar conteúdo literal de verbetes, explicar, resumir ou comparar o conteúdo deles</w:t>
             </w:r>
           </w:p>
         </w:tc>
@@ -11480,7 +11787,7 @@
                 <w:sz w:val="17"/>
                 <w:szCs w:val="17"/>
               </w:rPr>
-              <w:t xml:space="preserve">nome · obrigatório? · formato · tamanho máx.</w:t>
+              <w:t>term · opcional · título, autor ou tema · vazio = bibliografia geral</w:t>
             </w:r>
           </w:p>
         </w:tc>
@@ -11549,7 +11856,7 @@
                 <w:sz w:val="17"/>
                 <w:szCs w:val="17"/>
               </w:rPr>
-              <w:t xml:space="preserve">abrir URL em nova aba</w:t>
+              <w:t>abrir URL em nova aba</w:t>
             </w:r>
           </w:p>
         </w:tc>
@@ -11618,7 +11925,7 @@
                 <w:sz w:val="17"/>
                 <w:szCs w:val="17"/>
               </w:rPr>
-              <w:t xml:space="preserve">https://…?q={term}</w:t>
+              <w:t>https://cons-ia.org/index_biblio_verbete.html?q={term}</w:t>
             </w:r>
           </w:p>
         </w:tc>
@@ -11687,7 +11994,7 @@
                 <w:sz w:val="17"/>
                 <w:szCs w:val="17"/>
               </w:rPr>
-              <w:t xml:space="preserve">Sim      /      Não, precisa ser ajustado lá</w:t>
+              <w:t>Não — a SPA ainda não lê ?q=; o link já o envia.</w:t>
             </w:r>
           </w:p>
         </w:tc>
@@ -11756,7 +12063,7 @@
                 <w:sz w:val="17"/>
                 <w:szCs w:val="17"/>
               </w:rPr>
-              <w:t xml:space="preserve">texto do botão. ex.: Buscar “{term}” nos livros</w:t>
+              <w:t>Bibliografia dos verbetes: “{term}” · sem termo: Bibliografia dos verbetes</w:t>
             </w:r>
           </w:p>
         </w:tc>
@@ -11825,7 +12132,7 @@
                 <w:sz w:val="17"/>
                 <w:szCs w:val="17"/>
               </w:rPr>
-              <w:t xml:space="preserve">idem em inglês</w:t>
+              <w:t>Verbetes bibliography: “{term}” · without term: Verbetes bibliography</w:t>
             </w:r>
           </w:p>
         </w:tc>
@@ -11894,7 +12201,7 @@
                 <w:sz w:val="17"/>
                 <w:szCs w:val="17"/>
               </w:rPr>
-              <w:t xml:space="preserve">regra própria + planejador   /   só planejador</w:t>
+              <w:t>regra própria + planejador</w:t>
             </w:r>
           </w:p>
         </w:tc>
@@ -11963,23 +12270,279 @@
                 <w:sz w:val="17"/>
                 <w:szCs w:val="17"/>
               </w:rPr>
-              <w:t xml:space="preserve">deixe em branco se não houver colisão</w:t>
+              <w:t>Ganha de search_verbete quando o pedido é bibliográfico.</w:t>
+            </w:r>
+          </w:p>
+        </w:tc>
+      </w:tr>
+    </w:tbl>
+    <w:p/>
+    <w:tbl>
+      <w:tblPr>
+        <w:tblW w:type="dxa" w:w="9026"/>
+        <w:tblBorders>
+          <w:top w:val="single" w:color="auto" w:sz="4"/>
+          <w:left w:val="single" w:color="auto" w:sz="4"/>
+          <w:bottom w:val="single" w:color="auto" w:sz="4"/>
+          <w:right w:val="single" w:color="auto" w:sz="4"/>
+          <w:insideH w:val="single" w:color="auto" w:sz="4"/>
+          <w:insideV w:val="single" w:color="auto" w:sz="4"/>
+        </w:tblBorders>
+      </w:tblPr>
+      <w:tblGrid>
+        <w:gridCol w:w="9026"/>
+      </w:tblGrid>
+      <w:tr>
+        <w:trPr>
+          <w:tblHeader/>
+        </w:trPr>
+        <w:tc>
+          <w:tcPr>
+            <w:tcW w:type="dxa" w:w="9026"/>
+            <w:tcBorders>
+              <w:top w:val="single" w:color="CBD8D2" w:sz="4"/>
+              <w:left w:val="single" w:color="CBD8D2" w:sz="4"/>
+              <w:bottom w:val="single" w:color="CBD8D2" w:sz="4"/>
+              <w:right w:val="single" w:color="CBD8D2" w:sz="4"/>
+            </w:tcBorders>
+            <w:shd w:fill="E8F4EE" w:color="auto" w:val="clear"/>
+            <w:tcMar>
+              <w:top w:type="dxa" w:w="90"/>
+              <w:left w:type="dxa" w:w="130"/>
+              <w:bottom w:type="dxa" w:w="90"/>
+              <w:right w:type="dxa" w:w="130"/>
+            </w:tcMar>
+            <w:vAlign w:val="center"/>
+          </w:tcPr>
+          <w:p>
+            <w:pPr>
+              <w:spacing w:after="30" w:before="0" w:line="264"/>
+            </w:pPr>
+            <w:r>
+              <w:rPr>
+                <w:b/>
+                <w:bCs/>
+                <w:color w:val="1B6B4C"/>
+                <w:sz w:val="20"/>
+                <w:szCs w:val="20"/>
+              </w:rPr>
+              <w:t>DEVE DISPARAR</w:t>
+              <w:br/>
+              <w:t>Frases de uso real que precisam fazer o botão aparecer.</w:t>
+            </w:r>
+          </w:p>
+        </w:tc>
+      </w:tr>
+      <w:tr>
+        <w:tc>
+          <w:tcPr>
+            <w:tcW w:type="dxa" w:w="9026"/>
+            <w:tcBorders>
+              <w:top w:val="single" w:color="CBD8D2" w:sz="4"/>
+              <w:left w:val="single" w:color="CBD8D2" w:sz="4"/>
+              <w:bottom w:val="single" w:color="CBD8D2" w:sz="4"/>
+              <w:right w:val="single" w:color="CBD8D2" w:sz="4"/>
+            </w:tcBorders>
+            <w:tcMar>
+              <w:top w:type="dxa" w:w="90"/>
+              <w:left w:type="dxa" w:w="130"/>
+              <w:bottom w:type="dxa" w:w="90"/>
+              <w:right w:type="dxa" w:w="130"/>
+            </w:tcMar>
+            <w:vAlign w:val="center"/>
+          </w:tcPr>
+          <w:p>
+            <w:pPr>
+              <w:spacing w:after="80" w:before="0" w:line="264"/>
+            </w:pPr>
+            <w:r>
+              <w:rPr>
+                <w:color w:val="808A86"/>
+                <w:sz w:val="19"/>
+                <w:szCs w:val="19"/>
+              </w:rPr>
+              <w:t>1.   Como citar o verbete Sursum Conscientia?</w:t>
+            </w:r>
+          </w:p>
+        </w:tc>
+      </w:tr>
+      <w:tr>
+        <w:tc>
+          <w:tcPr>
+            <w:tcW w:type="dxa" w:w="9026"/>
+            <w:tcBorders>
+              <w:top w:val="single" w:color="CBD8D2" w:sz="4"/>
+              <w:left w:val="single" w:color="CBD8D2" w:sz="4"/>
+              <w:bottom w:val="single" w:color="CBD8D2" w:sz="4"/>
+              <w:right w:val="single" w:color="CBD8D2" w:sz="4"/>
+            </w:tcBorders>
+            <w:tcMar>
+              <w:top w:type="dxa" w:w="90"/>
+              <w:left w:type="dxa" w:w="130"/>
+              <w:bottom w:type="dxa" w:w="90"/>
+              <w:right w:type="dxa" w:w="130"/>
+            </w:tcMar>
+            <w:vAlign w:val="center"/>
+          </w:tcPr>
+          <w:p>
+            <w:pPr>
+              <w:spacing w:after="80" w:before="0" w:line="264"/>
+            </w:pPr>
+            <w:r>
+              <w:rPr>
+                <w:color w:val="808A86"/>
+                <w:sz w:val="19"/>
+                <w:szCs w:val="19"/>
+              </w:rPr>
+              <w:t>2.   Bibliografia dos verbetes da Enciclopédia</w:t>
+            </w:r>
+          </w:p>
+        </w:tc>
+      </w:tr>
+    </w:tbl>
+    <w:p/>
+    <w:tbl>
+      <w:tblPr>
+        <w:tblW w:type="dxa" w:w="9026"/>
+        <w:tblBorders>
+          <w:top w:val="single" w:color="auto" w:sz="4"/>
+          <w:left w:val="single" w:color="auto" w:sz="4"/>
+          <w:bottom w:val="single" w:color="auto" w:sz="4"/>
+          <w:right w:val="single" w:color="auto" w:sz="4"/>
+          <w:insideH w:val="single" w:color="auto" w:sz="4"/>
+          <w:insideV w:val="single" w:color="auto" w:sz="4"/>
+        </w:tblBorders>
+      </w:tblPr>
+      <w:tblGrid>
+        <w:gridCol w:w="9026"/>
+      </w:tblGrid>
+      <w:tr>
+        <w:trPr>
+          <w:tblHeader/>
+        </w:trPr>
+        <w:tc>
+          <w:tcPr>
+            <w:tcW w:type="dxa" w:w="9026"/>
+            <w:tcBorders>
+              <w:top w:val="single" w:color="CBD8D2" w:sz="4"/>
+              <w:left w:val="single" w:color="CBD8D2" w:sz="4"/>
+              <w:bottom w:val="single" w:color="CBD8D2" w:sz="4"/>
+              <w:right w:val="single" w:color="CBD8D2" w:sz="4"/>
+            </w:tcBorders>
+            <w:shd w:fill="FBEDED" w:color="auto" w:val="clear"/>
+            <w:tcMar>
+              <w:top w:type="dxa" w:w="90"/>
+              <w:left w:type="dxa" w:w="130"/>
+              <w:bottom w:type="dxa" w:w="90"/>
+              <w:right w:type="dxa" w:w="130"/>
+            </w:tcMar>
+            <w:vAlign w:val="center"/>
+          </w:tcPr>
+          <w:p>
+            <w:pPr>
+              <w:spacing w:after="30" w:before="0" w:line="264"/>
+            </w:pPr>
+            <w:r>
+              <w:rPr>
+                <w:b/>
+                <w:bCs/>
+                <w:color w:val="9E3B3B"/>
+                <w:sz w:val="20"/>
+                <w:szCs w:val="20"/>
+              </w:rPr>
+              <w:t>NÃO DEVE DISPARAR</w:t>
+              <w:br/>
+              <w:t>Perguntas parecidas que não podem fazer o botão aparecer.</w:t>
+            </w:r>
+          </w:p>
+        </w:tc>
+      </w:tr>
+      <w:tr>
+        <w:tc>
+          <w:tcPr>
+            <w:tcW w:type="dxa" w:w="9026"/>
+            <w:tcBorders>
+              <w:top w:val="single" w:color="CBD8D2" w:sz="4"/>
+              <w:left w:val="single" w:color="CBD8D2" w:sz="4"/>
+              <w:bottom w:val="single" w:color="CBD8D2" w:sz="4"/>
+              <w:right w:val="single" w:color="CBD8D2" w:sz="4"/>
+            </w:tcBorders>
+            <w:tcMar>
+              <w:top w:type="dxa" w:w="90"/>
+              <w:left w:type="dxa" w:w="130"/>
+              <w:bottom w:type="dxa" w:w="90"/>
+              <w:right w:type="dxa" w:w="130"/>
+            </w:tcMar>
+            <w:vAlign w:val="center"/>
+          </w:tcPr>
+          <w:p>
+            <w:pPr>
+              <w:spacing w:after="80" w:before="0" w:line="264"/>
+            </w:pPr>
+            <w:r>
+              <w:rPr>
+                <w:color w:val="808A86"/>
+                <w:sz w:val="19"/>
+                <w:szCs w:val="19"/>
+              </w:rPr>
+              <w:t>1.   Resuma o verbete Sursum Conscientia</w:t>
+            </w:r>
+          </w:p>
+        </w:tc>
+      </w:tr>
+      <w:tr>
+        <w:tc>
+          <w:tcPr>
+            <w:tcW w:type="dxa" w:w="9026"/>
+            <w:tcBorders>
+              <w:top w:val="single" w:color="CBD8D2" w:sz="4"/>
+              <w:left w:val="single" w:color="CBD8D2" w:sz="4"/>
+              <w:bottom w:val="single" w:color="CBD8D2" w:sz="4"/>
+              <w:right w:val="single" w:color="CBD8D2" w:sz="4"/>
+            </w:tcBorders>
+            <w:tcMar>
+              <w:top w:type="dxa" w:w="90"/>
+              <w:left w:type="dxa" w:w="130"/>
+              <w:bottom w:type="dxa" w:w="90"/>
+              <w:right w:type="dxa" w:w="130"/>
+            </w:tcMar>
+            <w:vAlign w:val="center"/>
+          </w:tcPr>
+          <w:p>
+            <w:pPr>
+              <w:spacing w:after="80" w:before="0" w:line="264"/>
+            </w:pPr>
+            <w:r>
+              <w:rPr>
+                <w:color w:val="808A86"/>
+                <w:sz w:val="19"/>
+                <w:szCs w:val="19"/>
+              </w:rPr>
+              <w:t>2.   Busque a palavra tenepes nos verbetes</w:t>
             </w:r>
           </w:p>
         </w:tc>
       </w:tr>
     </w:tbl>
     <w:p>
+      <w:r>
+        <w:br w:type="page"/>
+      </w:r>
+    </w:p>
+    <w:p>
       <w:pPr>
-        <w:spacing w:after="120" w:before="0" w:line="264"/>
+        <w:pStyle w:val="Heading1"/>
+        <w:spacing w:after="160" w:before="300"/>
       </w:pPr>
       <w:r>
         <w:rPr>
-          <w:color w:val="26332D"/>
-          <w:sz w:val="19"/>
-          <w:szCs w:val="19"/>
+          <w:b/>
+          <w:bCs/>
+          <w:color w:val="1B6B4C"/>
+          <w:sz w:val="30"/>
+          <w:szCs w:val="30"/>
         </w:rPr>
-        <w:t xml:space="preserve"/>
+        <w:t>Intenção 6  ·  encyclossapiens</w:t>
       </w:r>
     </w:p>
     <w:tbl>
@@ -11995,48 +12558,64 @@
         </w:tblBorders>
       </w:tblPr>
       <w:tblGrid>
-        <w:gridCol w:w="9026"/>
+        <w:gridCol w:w="3000"/>
+        <w:gridCol w:w="6026"/>
       </w:tblGrid>
       <w:tr>
-        <w:trPr>
-          <w:tblHeader/>
-        </w:trPr>
-        <w:tc>
-          <w:tcPr>
-            <w:tcW w:type="dxa" w:w="9026"/>
-            <w:tcBorders>
-              <w:top w:val="single" w:color="CBD8D2" w:sz="4"/>
-              <w:left w:val="single" w:color="CBD8D2" w:sz="4"/>
-              <w:bottom w:val="single" w:color="CBD8D2" w:sz="4"/>
-              <w:right w:val="single" w:color="CBD8D2" w:sz="4"/>
-            </w:tcBorders>
-            <w:shd w:fill="E8F4EE" w:color="auto" w:val="clear"/>
-            <w:tcMar>
-              <w:top w:type="dxa" w:w="90"/>
-              <w:left w:type="dxa" w:w="130"/>
-              <w:bottom w:type="dxa" w:w="90"/>
-              <w:right w:type="dxa" w:w="130"/>
-            </w:tcMar>
-            <w:vAlign w:val="center"/>
-          </w:tcPr>
-          <w:p>
-            <w:pPr>
-              <w:spacing w:after="30" w:before="0" w:line="264"/>
+        <w:tc>
+          <w:tcPr>
+            <w:tcW w:type="dxa" w:w="3000"/>
+            <w:tcBorders>
+              <w:top w:val="single" w:color="CBD8D2" w:sz="4"/>
+              <w:left w:val="single" w:color="CBD8D2" w:sz="4"/>
+              <w:bottom w:val="single" w:color="CBD8D2" w:sz="4"/>
+              <w:right w:val="single" w:color="CBD8D2" w:sz="4"/>
+            </w:tcBorders>
+            <w:shd w:fill="F4FAF7" w:color="auto" w:val="clear"/>
+            <w:tcMar>
+              <w:top w:type="dxa" w:w="90"/>
+              <w:left w:type="dxa" w:w="130"/>
+              <w:bottom w:type="dxa" w:w="90"/>
+              <w:right w:type="dxa" w:w="130"/>
+            </w:tcMar>
+            <w:vAlign w:val="center"/>
+          </w:tcPr>
+          <w:p>
+            <w:pPr>
+              <w:spacing w:after="80" w:before="0" w:line="264"/>
             </w:pPr>
             <w:r>
               <w:rPr>
                 <w:b/>
                 <w:bCs/>
                 <w:color w:val="1B6B4C"/>
-                <w:sz w:val="20"/>
-                <w:szCs w:val="20"/>
-              </w:rPr>
-              <w:t xml:space="preserve">DEVE DISPARAR</w:t>
-            </w:r>
-          </w:p>
-          <w:p>
-            <w:pPr>
-              <w:spacing w:after="0" w:before="0" w:line="264"/>
+                <w:sz w:val="19"/>
+                <w:szCs w:val="19"/>
+              </w:rPr>
+              <w:t xml:space="preserve">id</w:t>
+            </w:r>
+          </w:p>
+        </w:tc>
+        <w:tc>
+          <w:tcPr>
+            <w:tcW w:type="dxa" w:w="6026"/>
+            <w:tcBorders>
+              <w:top w:val="single" w:color="CBD8D2" w:sz="4"/>
+              <w:left w:val="single" w:color="CBD8D2" w:sz="4"/>
+              <w:bottom w:val="single" w:color="CBD8D2" w:sz="4"/>
+              <w:right w:val="single" w:color="CBD8D2" w:sz="4"/>
+            </w:tcBorders>
+            <w:tcMar>
+              <w:top w:type="dxa" w:w="90"/>
+              <w:left w:type="dxa" w:w="130"/>
+              <w:bottom w:type="dxa" w:w="90"/>
+              <w:right w:type="dxa" w:w="130"/>
+            </w:tcMar>
+            <w:vAlign w:val="center"/>
+          </w:tcPr>
+          <w:p>
+            <w:pPr>
+              <w:spacing w:after="80" w:before="0" w:line="264"/>
             </w:pPr>
             <w:r>
               <w:rPr>
@@ -12046,12 +12625,860 @@
                 <w:sz w:val="17"/>
                 <w:szCs w:val="17"/>
               </w:rPr>
-              <w:t xml:space="preserve">Frases suas, de uso real, que precisam fazer o botão aparecer.</w:t>
-            </w:r>
-          </w:p>
-        </w:tc>
-      </w:tr>
-      <w:tr>
+              <w:t>encyclossapiens</w:t>
+            </w:r>
+          </w:p>
+        </w:tc>
+      </w:tr>
+      <w:tr>
+        <w:tc>
+          <w:tcPr>
+            <w:tcW w:type="dxa" w:w="3000"/>
+            <w:tcBorders>
+              <w:top w:val="single" w:color="CBD8D2" w:sz="4"/>
+              <w:left w:val="single" w:color="CBD8D2" w:sz="4"/>
+              <w:bottom w:val="single" w:color="CBD8D2" w:sz="4"/>
+              <w:right w:val="single" w:color="CBD8D2" w:sz="4"/>
+            </w:tcBorders>
+            <w:shd w:fill="E8F4EE" w:color="auto" w:val="clear"/>
+            <w:tcMar>
+              <w:top w:type="dxa" w:w="90"/>
+              <w:left w:type="dxa" w:w="130"/>
+              <w:bottom w:type="dxa" w:w="90"/>
+              <w:right w:type="dxa" w:w="130"/>
+            </w:tcMar>
+            <w:vAlign w:val="center"/>
+          </w:tcPr>
+          <w:p>
+            <w:pPr>
+              <w:spacing w:after="80" w:before="0" w:line="264"/>
+            </w:pPr>
+            <w:r>
+              <w:rPr>
+                <w:b/>
+                <w:bCs/>
+                <w:color w:val="1B6B4C"/>
+                <w:sz w:val="19"/>
+                <w:szCs w:val="19"/>
+              </w:rPr>
+              <w:t xml:space="preserve">Nome</w:t>
+            </w:r>
+          </w:p>
+        </w:tc>
+        <w:tc>
+          <w:tcPr>
+            <w:tcW w:type="dxa" w:w="6026"/>
+            <w:tcBorders>
+              <w:top w:val="single" w:color="CBD8D2" w:sz="4"/>
+              <w:left w:val="single" w:color="CBD8D2" w:sz="4"/>
+              <w:bottom w:val="single" w:color="CBD8D2" w:sz="4"/>
+              <w:right w:val="single" w:color="CBD8D2" w:sz="4"/>
+            </w:tcBorders>
+            <w:tcMar>
+              <w:top w:type="dxa" w:w="90"/>
+              <w:left w:type="dxa" w:w="130"/>
+              <w:bottom w:type="dxa" w:w="90"/>
+              <w:right w:type="dxa" w:w="130"/>
+            </w:tcMar>
+            <w:vAlign w:val="center"/>
+          </w:tcPr>
+          <w:p>
+            <w:pPr>
+              <w:spacing w:after="80" w:before="0" w:line="264"/>
+            </w:pPr>
+            <w:r>
+              <w:rPr>
+                <w:i/>
+                <w:iCs/>
+                <w:color w:val="808A86"/>
+                <w:sz w:val="17"/>
+                <w:szCs w:val="17"/>
+              </w:rPr>
+              <w:t>Recursos para escrita de verbetes</w:t>
+            </w:r>
+          </w:p>
+        </w:tc>
+      </w:tr>
+      <w:tr>
+        <w:tc>
+          <w:tcPr>
+            <w:tcW w:type="dxa" w:w="3000"/>
+            <w:tcBorders>
+              <w:top w:val="single" w:color="CBD8D2" w:sz="4"/>
+              <w:left w:val="single" w:color="CBD8D2" w:sz="4"/>
+              <w:bottom w:val="single" w:color="CBD8D2" w:sz="4"/>
+              <w:right w:val="single" w:color="CBD8D2" w:sz="4"/>
+            </w:tcBorders>
+            <w:shd w:fill="F4FAF7" w:color="auto" w:val="clear"/>
+            <w:tcMar>
+              <w:top w:type="dxa" w:w="90"/>
+              <w:left w:type="dxa" w:w="130"/>
+              <w:bottom w:type="dxa" w:w="90"/>
+              <w:right w:type="dxa" w:w="130"/>
+            </w:tcMar>
+            <w:vAlign w:val="center"/>
+          </w:tcPr>
+          <w:p>
+            <w:pPr>
+              <w:spacing w:after="80" w:before="0" w:line="264"/>
+            </w:pPr>
+            <w:r>
+              <w:rPr>
+                <w:b/>
+                <w:bCs/>
+                <w:color w:val="1B6B4C"/>
+                <w:sz w:val="19"/>
+                <w:szCs w:val="19"/>
+              </w:rPr>
+              <w:t xml:space="preserve">Status</w:t>
+            </w:r>
+          </w:p>
+        </w:tc>
+        <w:tc>
+          <w:tcPr>
+            <w:tcW w:type="dxa" w:w="6026"/>
+            <w:tcBorders>
+              <w:top w:val="single" w:color="CBD8D2" w:sz="4"/>
+              <w:left w:val="single" w:color="CBD8D2" w:sz="4"/>
+              <w:bottom w:val="single" w:color="CBD8D2" w:sz="4"/>
+              <w:right w:val="single" w:color="CBD8D2" w:sz="4"/>
+            </w:tcBorders>
+            <w:tcMar>
+              <w:top w:type="dxa" w:w="90"/>
+              <w:left w:type="dxa" w:w="130"/>
+              <w:bottom w:type="dxa" w:w="90"/>
+              <w:right w:type="dxa" w:w="130"/>
+            </w:tcMar>
+            <w:vAlign w:val="center"/>
+          </w:tcPr>
+          <w:p>
+            <w:pPr>
+              <w:spacing w:after="80" w:before="0" w:line="264"/>
+            </w:pPr>
+            <w:r>
+              <w:rPr>
+                <w:i/>
+                <w:iCs/>
+                <w:color w:val="808A86"/>
+                <w:sz w:val="17"/>
+                <w:szCs w:val="17"/>
+              </w:rPr>
+              <w:t>Implementada — só planejador</w:t>
+            </w:r>
+          </w:p>
+        </w:tc>
+      </w:tr>
+      <w:tr>
+        <w:tc>
+          <w:tcPr>
+            <w:tcW w:type="dxa" w:w="3000"/>
+            <w:tcBorders>
+              <w:top w:val="single" w:color="CBD8D2" w:sz="4"/>
+              <w:left w:val="single" w:color="CBD8D2" w:sz="4"/>
+              <w:bottom w:val="single" w:color="CBD8D2" w:sz="4"/>
+              <w:right w:val="single" w:color="CBD8D2" w:sz="4"/>
+            </w:tcBorders>
+            <w:shd w:fill="E8F4EE" w:color="auto" w:val="clear"/>
+            <w:tcMar>
+              <w:top w:type="dxa" w:w="90"/>
+              <w:left w:type="dxa" w:w="130"/>
+              <w:bottom w:type="dxa" w:w="90"/>
+              <w:right w:type="dxa" w:w="130"/>
+            </w:tcMar>
+            <w:vAlign w:val="center"/>
+          </w:tcPr>
+          <w:p>
+            <w:pPr>
+              <w:spacing w:after="80" w:before="0" w:line="264"/>
+            </w:pPr>
+            <w:r>
+              <w:rPr>
+                <w:b/>
+                <w:bCs/>
+                <w:color w:val="1B6B4C"/>
+                <w:sz w:val="19"/>
+                <w:szCs w:val="19"/>
+              </w:rPr>
+              <w:t xml:space="preserve">Dispara quando</w:t>
+            </w:r>
+          </w:p>
+        </w:tc>
+        <w:tc>
+          <w:tcPr>
+            <w:tcW w:type="dxa" w:w="6026"/>
+            <w:tcBorders>
+              <w:top w:val="single" w:color="CBD8D2" w:sz="4"/>
+              <w:left w:val="single" w:color="CBD8D2" w:sz="4"/>
+              <w:bottom w:val="single" w:color="CBD8D2" w:sz="4"/>
+              <w:right w:val="single" w:color="CBD8D2" w:sz="4"/>
+            </w:tcBorders>
+            <w:tcMar>
+              <w:top w:type="dxa" w:w="90"/>
+              <w:left w:type="dxa" w:w="130"/>
+              <w:bottom w:type="dxa" w:w="90"/>
+              <w:right w:type="dxa" w:w="130"/>
+            </w:tcMar>
+            <w:vAlign w:val="center"/>
+          </w:tcPr>
+          <w:p>
+            <w:pPr>
+              <w:spacing w:after="80" w:before="0" w:line="264"/>
+            </w:pPr>
+            <w:r>
+              <w:rPr>
+                <w:i/>
+                <w:iCs/>
+                <w:color w:val="808A86"/>
+                <w:sz w:val="17"/>
+                <w:szCs w:val="17"/>
+              </w:rPr>
+              <w:t>o usuário pergunta sobre regras, critérios, estrutura, estilo, aprovação de título ou submissão de verbetes, ou pede o site da Encyclossapiens</w:t>
+            </w:r>
+          </w:p>
+        </w:tc>
+      </w:tr>
+      <w:tr>
+        <w:tc>
+          <w:tcPr>
+            <w:tcW w:type="dxa" w:w="3000"/>
+            <w:tcBorders>
+              <w:top w:val="single" w:color="CBD8D2" w:sz="4"/>
+              <w:left w:val="single" w:color="CBD8D2" w:sz="4"/>
+              <w:bottom w:val="single" w:color="CBD8D2" w:sz="4"/>
+              <w:right w:val="single" w:color="CBD8D2" w:sz="4"/>
+            </w:tcBorders>
+            <w:shd w:fill="F4FAF7" w:color="auto" w:val="clear"/>
+            <w:tcMar>
+              <w:top w:type="dxa" w:w="90"/>
+              <w:left w:type="dxa" w:w="130"/>
+              <w:bottom w:type="dxa" w:w="90"/>
+              <w:right w:type="dxa" w:w="130"/>
+            </w:tcMar>
+            <w:vAlign w:val="center"/>
+          </w:tcPr>
+          <w:p>
+            <w:pPr>
+              <w:spacing w:after="80" w:before="0" w:line="264"/>
+            </w:pPr>
+            <w:r>
+              <w:rPr>
+                <w:b/>
+                <w:bCs/>
+                <w:color w:val="1B6B4C"/>
+                <w:sz w:val="19"/>
+                <w:szCs w:val="19"/>
+              </w:rPr>
+              <w:t xml:space="preserve">NÃO dispara quando</w:t>
+            </w:r>
+          </w:p>
+        </w:tc>
+        <w:tc>
+          <w:tcPr>
+            <w:tcW w:type="dxa" w:w="6026"/>
+            <w:tcBorders>
+              <w:top w:val="single" w:color="CBD8D2" w:sz="4"/>
+              <w:left w:val="single" w:color="CBD8D2" w:sz="4"/>
+              <w:bottom w:val="single" w:color="CBD8D2" w:sz="4"/>
+              <w:right w:val="single" w:color="CBD8D2" w:sz="4"/>
+            </w:tcBorders>
+            <w:tcMar>
+              <w:top w:type="dxa" w:w="90"/>
+              <w:left w:type="dxa" w:w="130"/>
+              <w:bottom w:type="dxa" w:w="90"/>
+              <w:right w:type="dxa" w:w="130"/>
+            </w:tcMar>
+            <w:vAlign w:val="center"/>
+          </w:tcPr>
+          <w:p>
+            <w:pPr>
+              <w:spacing w:after="80" w:before="0" w:line="264"/>
+            </w:pPr>
+            <w:r>
+              <w:rPr>
+                <w:i/>
+                <w:iCs/>
+                <w:color w:val="808A86"/>
+                <w:sz w:val="17"/>
+                <w:szCs w:val="17"/>
+              </w:rPr>
+              <w:t>o usuário quer buscar conteúdo de verbetes ou montar referências bibliográficas</w:t>
+            </w:r>
+          </w:p>
+        </w:tc>
+      </w:tr>
+      <w:tr>
+        <w:tc>
+          <w:tcPr>
+            <w:tcW w:type="dxa" w:w="3000"/>
+            <w:tcBorders>
+              <w:top w:val="single" w:color="CBD8D2" w:sz="4"/>
+              <w:left w:val="single" w:color="CBD8D2" w:sz="4"/>
+              <w:bottom w:val="single" w:color="CBD8D2" w:sz="4"/>
+              <w:right w:val="single" w:color="CBD8D2" w:sz="4"/>
+            </w:tcBorders>
+            <w:shd w:fill="E8F4EE" w:color="auto" w:val="clear"/>
+            <w:tcMar>
+              <w:top w:type="dxa" w:w="90"/>
+              <w:left w:type="dxa" w:w="130"/>
+              <w:bottom w:type="dxa" w:w="90"/>
+              <w:right w:type="dxa" w:w="130"/>
+            </w:tcMar>
+            <w:vAlign w:val="center"/>
+          </w:tcPr>
+          <w:p>
+            <w:pPr>
+              <w:spacing w:after="80" w:before="0" w:line="264"/>
+            </w:pPr>
+            <w:r>
+              <w:rPr>
+                <w:b/>
+                <w:bCs/>
+                <w:color w:val="1B6B4C"/>
+                <w:sz w:val="19"/>
+                <w:szCs w:val="19"/>
+              </w:rPr>
+              <w:t xml:space="preserve">Parâmetros</w:t>
+            </w:r>
+          </w:p>
+        </w:tc>
+        <w:tc>
+          <w:tcPr>
+            <w:tcW w:type="dxa" w:w="6026"/>
+            <w:tcBorders>
+              <w:top w:val="single" w:color="CBD8D2" w:sz="4"/>
+              <w:left w:val="single" w:color="CBD8D2" w:sz="4"/>
+              <w:bottom w:val="single" w:color="CBD8D2" w:sz="4"/>
+              <w:right w:val="single" w:color="CBD8D2" w:sz="4"/>
+            </w:tcBorders>
+            <w:tcMar>
+              <w:top w:type="dxa" w:w="90"/>
+              <w:left w:type="dxa" w:w="130"/>
+              <w:bottom w:type="dxa" w:w="90"/>
+              <w:right w:type="dxa" w:w="130"/>
+            </w:tcMar>
+            <w:vAlign w:val="center"/>
+          </w:tcPr>
+          <w:p>
+            <w:pPr>
+              <w:spacing w:after="80" w:before="0" w:line="264"/>
+            </w:pPr>
+            <w:r>
+              <w:rPr>
+                <w:i/>
+                <w:iCs/>
+                <w:color w:val="808A86"/>
+                <w:sz w:val="17"/>
+                <w:szCs w:val="17"/>
+              </w:rPr>
+              <w:t>term · vazio · a ação não recebe termo</w:t>
+            </w:r>
+          </w:p>
+        </w:tc>
+      </w:tr>
+      <w:tr>
+        <w:tc>
+          <w:tcPr>
+            <w:tcW w:type="dxa" w:w="3000"/>
+            <w:tcBorders>
+              <w:top w:val="single" w:color="CBD8D2" w:sz="4"/>
+              <w:left w:val="single" w:color="CBD8D2" w:sz="4"/>
+              <w:bottom w:val="single" w:color="CBD8D2" w:sz="4"/>
+              <w:right w:val="single" w:color="CBD8D2" w:sz="4"/>
+            </w:tcBorders>
+            <w:shd w:fill="F4FAF7" w:color="auto" w:val="clear"/>
+            <w:tcMar>
+              <w:top w:type="dxa" w:w="90"/>
+              <w:left w:type="dxa" w:w="130"/>
+              <w:bottom w:type="dxa" w:w="90"/>
+              <w:right w:type="dxa" w:w="130"/>
+            </w:tcMar>
+            <w:vAlign w:val="center"/>
+          </w:tcPr>
+          <w:p>
+            <w:pPr>
+              <w:spacing w:after="80" w:before="0" w:line="264"/>
+            </w:pPr>
+            <w:r>
+              <w:rPr>
+                <w:b/>
+                <w:bCs/>
+                <w:color w:val="1B6B4C"/>
+                <w:sz w:val="19"/>
+                <w:szCs w:val="19"/>
+              </w:rPr>
+              <w:t xml:space="preserve">Ação</w:t>
+            </w:r>
+          </w:p>
+        </w:tc>
+        <w:tc>
+          <w:tcPr>
+            <w:tcW w:type="dxa" w:w="6026"/>
+            <w:tcBorders>
+              <w:top w:val="single" w:color="CBD8D2" w:sz="4"/>
+              <w:left w:val="single" w:color="CBD8D2" w:sz="4"/>
+              <w:bottom w:val="single" w:color="CBD8D2" w:sz="4"/>
+              <w:right w:val="single" w:color="CBD8D2" w:sz="4"/>
+            </w:tcBorders>
+            <w:tcMar>
+              <w:top w:type="dxa" w:w="90"/>
+              <w:left w:type="dxa" w:w="130"/>
+              <w:bottom w:type="dxa" w:w="90"/>
+              <w:right w:type="dxa" w:w="130"/>
+            </w:tcMar>
+            <w:vAlign w:val="center"/>
+          </w:tcPr>
+          <w:p>
+            <w:pPr>
+              <w:spacing w:after="80" w:before="0" w:line="264"/>
+            </w:pPr>
+            <w:r>
+              <w:rPr>
+                <w:i/>
+                <w:iCs/>
+                <w:color w:val="808A86"/>
+                <w:sz w:val="17"/>
+                <w:szCs w:val="17"/>
+              </w:rPr>
+              <w:t>abrir link complementar; perguntas substanciais continuam em full</w:t>
+            </w:r>
+          </w:p>
+        </w:tc>
+      </w:tr>
+      <w:tr>
+        <w:tc>
+          <w:tcPr>
+            <w:tcW w:type="dxa" w:w="3000"/>
+            <w:tcBorders>
+              <w:top w:val="single" w:color="CBD8D2" w:sz="4"/>
+              <w:left w:val="single" w:color="CBD8D2" w:sz="4"/>
+              <w:bottom w:val="single" w:color="CBD8D2" w:sz="4"/>
+              <w:right w:val="single" w:color="CBD8D2" w:sz="4"/>
+            </w:tcBorders>
+            <w:shd w:fill="E8F4EE" w:color="auto" w:val="clear"/>
+            <w:tcMar>
+              <w:top w:type="dxa" w:w="90"/>
+              <w:left w:type="dxa" w:w="130"/>
+              <w:bottom w:type="dxa" w:w="90"/>
+              <w:right w:type="dxa" w:w="130"/>
+            </w:tcMar>
+            <w:vAlign w:val="center"/>
+          </w:tcPr>
+          <w:p>
+            <w:pPr>
+              <w:spacing w:after="80" w:before="0" w:line="264"/>
+            </w:pPr>
+            <w:r>
+              <w:rPr>
+                <w:b/>
+                <w:bCs/>
+                <w:color w:val="1B6B4C"/>
+                <w:sz w:val="19"/>
+                <w:szCs w:val="19"/>
+              </w:rPr>
+              <w:t xml:space="preserve">Destino</w:t>
+            </w:r>
+          </w:p>
+        </w:tc>
+        <w:tc>
+          <w:tcPr>
+            <w:tcW w:type="dxa" w:w="6026"/>
+            <w:tcBorders>
+              <w:top w:val="single" w:color="CBD8D2" w:sz="4"/>
+              <w:left w:val="single" w:color="CBD8D2" w:sz="4"/>
+              <w:bottom w:val="single" w:color="CBD8D2" w:sz="4"/>
+              <w:right w:val="single" w:color="CBD8D2" w:sz="4"/>
+            </w:tcBorders>
+            <w:tcMar>
+              <w:top w:type="dxa" w:w="90"/>
+              <w:left w:type="dxa" w:w="130"/>
+              <w:bottom w:type="dxa" w:w="90"/>
+              <w:right w:type="dxa" w:w="130"/>
+            </w:tcMar>
+            <w:vAlign w:val="center"/>
+          </w:tcPr>
+          <w:p>
+            <w:pPr>
+              <w:spacing w:after="80" w:before="0" w:line="264"/>
+            </w:pPr>
+            <w:r>
+              <w:rPr>
+                <w:i/>
+                <w:iCs/>
+                <w:color w:val="808A86"/>
+                <w:sz w:val="17"/>
+                <w:szCs w:val="17"/>
+              </w:rPr>
+              <w:t>https://encyclossapiens.org/kit-verbetografo/</w:t>
+            </w:r>
+          </w:p>
+        </w:tc>
+      </w:tr>
+      <w:tr>
+        <w:tc>
+          <w:tcPr>
+            <w:tcW w:type="dxa" w:w="3000"/>
+            <w:tcBorders>
+              <w:top w:val="single" w:color="CBD8D2" w:sz="4"/>
+              <w:left w:val="single" w:color="CBD8D2" w:sz="4"/>
+              <w:bottom w:val="single" w:color="CBD8D2" w:sz="4"/>
+              <w:right w:val="single" w:color="CBD8D2" w:sz="4"/>
+            </w:tcBorders>
+            <w:shd w:fill="F4FAF7" w:color="auto" w:val="clear"/>
+            <w:tcMar>
+              <w:top w:type="dxa" w:w="90"/>
+              <w:left w:type="dxa" w:w="130"/>
+              <w:bottom w:type="dxa" w:w="90"/>
+              <w:right w:type="dxa" w:w="130"/>
+            </w:tcMar>
+            <w:vAlign w:val="center"/>
+          </w:tcPr>
+          <w:p>
+            <w:pPr>
+              <w:spacing w:after="80" w:before="0" w:line="264"/>
+            </w:pPr>
+            <w:r>
+              <w:rPr>
+                <w:b/>
+                <w:bCs/>
+                <w:color w:val="1B6B4C"/>
+                <w:sz w:val="19"/>
+                <w:szCs w:val="19"/>
+              </w:rPr>
+              <w:t xml:space="preserve">Destino aceita o parâmetro?</w:t>
+            </w:r>
+          </w:p>
+        </w:tc>
+        <w:tc>
+          <w:tcPr>
+            <w:tcW w:type="dxa" w:w="6026"/>
+            <w:tcBorders>
+              <w:top w:val="single" w:color="CBD8D2" w:sz="4"/>
+              <w:left w:val="single" w:color="CBD8D2" w:sz="4"/>
+              <w:bottom w:val="single" w:color="CBD8D2" w:sz="4"/>
+              <w:right w:val="single" w:color="CBD8D2" w:sz="4"/>
+            </w:tcBorders>
+            <w:tcMar>
+              <w:top w:type="dxa" w:w="90"/>
+              <w:left w:type="dxa" w:w="130"/>
+              <w:bottom w:type="dxa" w:w="90"/>
+              <w:right w:type="dxa" w:w="130"/>
+            </w:tcMar>
+            <w:vAlign w:val="center"/>
+          </w:tcPr>
+          <w:p>
+            <w:pPr>
+              <w:spacing w:after="80" w:before="0" w:line="264"/>
+            </w:pPr>
+            <w:r>
+              <w:rPr>
+                <w:i/>
+                <w:iCs/>
+                <w:color w:val="808A86"/>
+                <w:sz w:val="17"/>
+                <w:szCs w:val="17"/>
+              </w:rPr>
+              <w:t>Não se aplica — destino institucional sem parâmetro.</w:t>
+            </w:r>
+          </w:p>
+        </w:tc>
+      </w:tr>
+      <w:tr>
+        <w:tc>
+          <w:tcPr>
+            <w:tcW w:type="dxa" w:w="3000"/>
+            <w:tcBorders>
+              <w:top w:val="single" w:color="CBD8D2" w:sz="4"/>
+              <w:left w:val="single" w:color="CBD8D2" w:sz="4"/>
+              <w:bottom w:val="single" w:color="CBD8D2" w:sz="4"/>
+              <w:right w:val="single" w:color="CBD8D2" w:sz="4"/>
+            </w:tcBorders>
+            <w:shd w:fill="E8F4EE" w:color="auto" w:val="clear"/>
+            <w:tcMar>
+              <w:top w:type="dxa" w:w="90"/>
+              <w:left w:type="dxa" w:w="130"/>
+              <w:bottom w:type="dxa" w:w="90"/>
+              <w:right w:type="dxa" w:w="130"/>
+            </w:tcMar>
+            <w:vAlign w:val="center"/>
+          </w:tcPr>
+          <w:p>
+            <w:pPr>
+              <w:spacing w:after="80" w:before="0" w:line="264"/>
+            </w:pPr>
+            <w:r>
+              <w:rPr>
+                <w:b/>
+                <w:bCs/>
+                <w:color w:val="1B6B4C"/>
+                <w:sz w:val="19"/>
+                <w:szCs w:val="19"/>
+              </w:rPr>
+              <w:t xml:space="preserve">Rótulo PT</w:t>
+            </w:r>
+          </w:p>
+        </w:tc>
+        <w:tc>
+          <w:tcPr>
+            <w:tcW w:type="dxa" w:w="6026"/>
+            <w:tcBorders>
+              <w:top w:val="single" w:color="CBD8D2" w:sz="4"/>
+              <w:left w:val="single" w:color="CBD8D2" w:sz="4"/>
+              <w:bottom w:val="single" w:color="CBD8D2" w:sz="4"/>
+              <w:right w:val="single" w:color="CBD8D2" w:sz="4"/>
+            </w:tcBorders>
+            <w:tcMar>
+              <w:top w:type="dxa" w:w="90"/>
+              <w:left w:type="dxa" w:w="130"/>
+              <w:bottom w:type="dxa" w:w="90"/>
+              <w:right w:type="dxa" w:w="130"/>
+            </w:tcMar>
+            <w:vAlign w:val="center"/>
+          </w:tcPr>
+          <w:p>
+            <w:pPr>
+              <w:spacing w:after="80" w:before="0" w:line="264"/>
+            </w:pPr>
+            <w:r>
+              <w:rPr>
+                <w:i/>
+                <w:iCs/>
+                <w:color w:val="808A86"/>
+                <w:sz w:val="17"/>
+                <w:szCs w:val="17"/>
+              </w:rPr>
+              <w:t>Recursos da Encyclossapiens</w:t>
+            </w:r>
+          </w:p>
+        </w:tc>
+      </w:tr>
+      <w:tr>
+        <w:tc>
+          <w:tcPr>
+            <w:tcW w:type="dxa" w:w="3000"/>
+            <w:tcBorders>
+              <w:top w:val="single" w:color="CBD8D2" w:sz="4"/>
+              <w:left w:val="single" w:color="CBD8D2" w:sz="4"/>
+              <w:bottom w:val="single" w:color="CBD8D2" w:sz="4"/>
+              <w:right w:val="single" w:color="CBD8D2" w:sz="4"/>
+            </w:tcBorders>
+            <w:shd w:fill="F4FAF7" w:color="auto" w:val="clear"/>
+            <w:tcMar>
+              <w:top w:type="dxa" w:w="90"/>
+              <w:left w:type="dxa" w:w="130"/>
+              <w:bottom w:type="dxa" w:w="90"/>
+              <w:right w:type="dxa" w:w="130"/>
+            </w:tcMar>
+            <w:vAlign w:val="center"/>
+          </w:tcPr>
+          <w:p>
+            <w:pPr>
+              <w:spacing w:after="80" w:before="0" w:line="264"/>
+            </w:pPr>
+            <w:r>
+              <w:rPr>
+                <w:b/>
+                <w:bCs/>
+                <w:color w:val="1B6B4C"/>
+                <w:sz w:val="19"/>
+                <w:szCs w:val="19"/>
+              </w:rPr>
+              <w:t xml:space="preserve">Rótulo EN</w:t>
+            </w:r>
+          </w:p>
+        </w:tc>
+        <w:tc>
+          <w:tcPr>
+            <w:tcW w:type="dxa" w:w="6026"/>
+            <w:tcBorders>
+              <w:top w:val="single" w:color="CBD8D2" w:sz="4"/>
+              <w:left w:val="single" w:color="CBD8D2" w:sz="4"/>
+              <w:bottom w:val="single" w:color="CBD8D2" w:sz="4"/>
+              <w:right w:val="single" w:color="CBD8D2" w:sz="4"/>
+            </w:tcBorders>
+            <w:tcMar>
+              <w:top w:type="dxa" w:w="90"/>
+              <w:left w:type="dxa" w:w="130"/>
+              <w:bottom w:type="dxa" w:w="90"/>
+              <w:right w:type="dxa" w:w="130"/>
+            </w:tcMar>
+            <w:vAlign w:val="center"/>
+          </w:tcPr>
+          <w:p>
+            <w:pPr>
+              <w:spacing w:after="80" w:before="0" w:line="264"/>
+            </w:pPr>
+            <w:r>
+              <w:rPr>
+                <w:i/>
+                <w:iCs/>
+                <w:color w:val="808A86"/>
+                <w:sz w:val="17"/>
+                <w:szCs w:val="17"/>
+              </w:rPr>
+              <w:t>Encyclossapiens writing resources</w:t>
+            </w:r>
+          </w:p>
+        </w:tc>
+      </w:tr>
+      <w:tr>
+        <w:tc>
+          <w:tcPr>
+            <w:tcW w:type="dxa" w:w="3000"/>
+            <w:tcBorders>
+              <w:top w:val="single" w:color="CBD8D2" w:sz="4"/>
+              <w:left w:val="single" w:color="CBD8D2" w:sz="4"/>
+              <w:bottom w:val="single" w:color="CBD8D2" w:sz="4"/>
+              <w:right w:val="single" w:color="CBD8D2" w:sz="4"/>
+            </w:tcBorders>
+            <w:shd w:fill="E8F4EE" w:color="auto" w:val="clear"/>
+            <w:tcMar>
+              <w:top w:type="dxa" w:w="90"/>
+              <w:left w:type="dxa" w:w="130"/>
+              <w:bottom w:type="dxa" w:w="90"/>
+              <w:right w:type="dxa" w:w="130"/>
+            </w:tcMar>
+            <w:vAlign w:val="center"/>
+          </w:tcPr>
+          <w:p>
+            <w:pPr>
+              <w:spacing w:after="80" w:before="0" w:line="264"/>
+            </w:pPr>
+            <w:r>
+              <w:rPr>
+                <w:b/>
+                <w:bCs/>
+                <w:color w:val="1B6B4C"/>
+                <w:sz w:val="19"/>
+                <w:szCs w:val="19"/>
+              </w:rPr>
+              <w:t xml:space="preserve">Modo</w:t>
+            </w:r>
+          </w:p>
+        </w:tc>
+        <w:tc>
+          <w:tcPr>
+            <w:tcW w:type="dxa" w:w="6026"/>
+            <w:tcBorders>
+              <w:top w:val="single" w:color="CBD8D2" w:sz="4"/>
+              <w:left w:val="single" w:color="CBD8D2" w:sz="4"/>
+              <w:bottom w:val="single" w:color="CBD8D2" w:sz="4"/>
+              <w:right w:val="single" w:color="CBD8D2" w:sz="4"/>
+            </w:tcBorders>
+            <w:tcMar>
+              <w:top w:type="dxa" w:w="90"/>
+              <w:left w:type="dxa" w:w="130"/>
+              <w:bottom w:type="dxa" w:w="90"/>
+              <w:right w:type="dxa" w:w="130"/>
+            </w:tcMar>
+            <w:vAlign w:val="center"/>
+          </w:tcPr>
+          <w:p>
+            <w:pPr>
+              <w:spacing w:after="80" w:before="0" w:line="264"/>
+            </w:pPr>
+            <w:r>
+              <w:rPr>
+                <w:i/>
+                <w:iCs/>
+                <w:color w:val="808A86"/>
+                <w:sz w:val="17"/>
+                <w:szCs w:val="17"/>
+              </w:rPr>
+              <w:t>só planejador</w:t>
+            </w:r>
+          </w:p>
+        </w:tc>
+      </w:tr>
+      <w:tr>
+        <w:tc>
+          <w:tcPr>
+            <w:tcW w:type="dxa" w:w="3000"/>
+            <w:tcBorders>
+              <w:top w:val="single" w:color="CBD8D2" w:sz="4"/>
+              <w:left w:val="single" w:color="CBD8D2" w:sz="4"/>
+              <w:bottom w:val="single" w:color="CBD8D2" w:sz="4"/>
+              <w:right w:val="single" w:color="CBD8D2" w:sz="4"/>
+            </w:tcBorders>
+            <w:shd w:fill="F4FAF7" w:color="auto" w:val="clear"/>
+            <w:tcMar>
+              <w:top w:type="dxa" w:w="90"/>
+              <w:left w:type="dxa" w:w="130"/>
+              <w:bottom w:type="dxa" w:w="90"/>
+              <w:right w:type="dxa" w:w="130"/>
+            </w:tcMar>
+            <w:vAlign w:val="center"/>
+          </w:tcPr>
+          <w:p>
+            <w:pPr>
+              <w:spacing w:after="80" w:before="0" w:line="264"/>
+            </w:pPr>
+            <w:r>
+              <w:rPr>
+                <w:b/>
+                <w:bCs/>
+                <w:color w:val="1B6B4C"/>
+                <w:sz w:val="19"/>
+                <w:szCs w:val="19"/>
+              </w:rPr>
+              <w:t xml:space="preserve">Precedência</w:t>
+            </w:r>
+          </w:p>
+        </w:tc>
+        <w:tc>
+          <w:tcPr>
+            <w:tcW w:type="dxa" w:w="6026"/>
+            <w:tcBorders>
+              <w:top w:val="single" w:color="CBD8D2" w:sz="4"/>
+              <w:left w:val="single" w:color="CBD8D2" w:sz="4"/>
+              <w:bottom w:val="single" w:color="CBD8D2" w:sz="4"/>
+              <w:right w:val="single" w:color="CBD8D2" w:sz="4"/>
+            </w:tcBorders>
+            <w:tcMar>
+              <w:top w:type="dxa" w:w="90"/>
+              <w:left w:type="dxa" w:w="130"/>
+              <w:bottom w:type="dxa" w:w="90"/>
+              <w:right w:type="dxa" w:w="130"/>
+            </w:tcMar>
+            <w:vAlign w:val="center"/>
+          </w:tcPr>
+          <w:p>
+            <w:pPr>
+              <w:spacing w:after="80" w:before="0" w:line="264"/>
+            </w:pPr>
+            <w:r>
+              <w:rPr>
+                <w:i/>
+                <w:iCs/>
+                <w:color w:val="808A86"/>
+                <w:sz w:val="17"/>
+                <w:szCs w:val="17"/>
+              </w:rPr>
+              <w:t>search_verbete cuida de conteúdo; bibliografia_verbetes cuida de referências. direct apenas em navegação pura.</w:t>
+            </w:r>
+          </w:p>
+        </w:tc>
+      </w:tr>
+    </w:tbl>
+    <w:p/>
+    <w:tbl>
+      <w:tblPr>
+        <w:tblW w:type="dxa" w:w="9026"/>
+        <w:tblBorders>
+          <w:top w:val="single" w:color="auto" w:sz="4"/>
+          <w:left w:val="single" w:color="auto" w:sz="4"/>
+          <w:bottom w:val="single" w:color="auto" w:sz="4"/>
+          <w:right w:val="single" w:color="auto" w:sz="4"/>
+          <w:insideH w:val="single" w:color="auto" w:sz="4"/>
+          <w:insideV w:val="single" w:color="auto" w:sz="4"/>
+        </w:tblBorders>
+      </w:tblPr>
+      <w:tblGrid>
+        <w:gridCol w:w="9026"/>
+      </w:tblGrid>
+      <w:tr>
+        <w:trPr>
+          <w:tblHeader/>
+        </w:trPr>
         <w:tc>
           <w:tcPr>
             <w:tcW w:type="dxa" w:w="9026"/>
@@ -12061,6 +13488,44 @@
               <w:bottom w:val="single" w:color="CBD8D2" w:sz="4"/>
               <w:right w:val="single" w:color="CBD8D2" w:sz="4"/>
             </w:tcBorders>
+            <w:shd w:fill="E8F4EE" w:color="auto" w:val="clear"/>
+            <w:tcMar>
+              <w:top w:type="dxa" w:w="90"/>
+              <w:left w:type="dxa" w:w="130"/>
+              <w:bottom w:type="dxa" w:w="90"/>
+              <w:right w:type="dxa" w:w="130"/>
+            </w:tcMar>
+            <w:vAlign w:val="center"/>
+          </w:tcPr>
+          <w:p>
+            <w:pPr>
+              <w:spacing w:after="30" w:before="0" w:line="264"/>
+            </w:pPr>
+            <w:r>
+              <w:rPr>
+                <w:b/>
+                <w:bCs/>
+                <w:color w:val="1B6B4C"/>
+                <w:sz w:val="20"/>
+                <w:szCs w:val="20"/>
+              </w:rPr>
+              <w:t>DEVE DISPARAR</w:t>
+              <w:br/>
+              <w:t>Frases de uso real que precisam fazer o botão aparecer.</w:t>
+            </w:r>
+          </w:p>
+        </w:tc>
+      </w:tr>
+      <w:tr>
+        <w:tc>
+          <w:tcPr>
+            <w:tcW w:type="dxa" w:w="9026"/>
+            <w:tcBorders>
+              <w:top w:val="single" w:color="CBD8D2" w:sz="4"/>
+              <w:left w:val="single" w:color="CBD8D2" w:sz="4"/>
+              <w:bottom w:val="single" w:color="CBD8D2" w:sz="4"/>
+              <w:right w:val="single" w:color="CBD8D2" w:sz="4"/>
+            </w:tcBorders>
             <w:tcMar>
               <w:top w:type="dxa" w:w="90"/>
               <w:left w:type="dxa" w:w="130"/>
@@ -12079,7 +13544,7 @@
                 <w:sz w:val="19"/>
                 <w:szCs w:val="19"/>
               </w:rPr>
-              <w:t xml:space="preserve">1.</w:t>
+              <w:t>1.   Quais são os critérios para escrever e submeter um verbete?</w:t>
             </w:r>
           </w:p>
         </w:tc>
@@ -12112,12 +13577,32 @@
                 <w:sz w:val="19"/>
                 <w:szCs w:val="19"/>
               </w:rPr>
-              <w:t xml:space="preserve">2.</w:t>
-            </w:r>
-          </w:p>
-        </w:tc>
-      </w:tr>
-      <w:tr>
+              <w:t>2.   Abra o site da Encyclossapiens</w:t>
+            </w:r>
+          </w:p>
+        </w:tc>
+      </w:tr>
+    </w:tbl>
+    <w:p/>
+    <w:tbl>
+      <w:tblPr>
+        <w:tblW w:type="dxa" w:w="9026"/>
+        <w:tblBorders>
+          <w:top w:val="single" w:color="auto" w:sz="4"/>
+          <w:left w:val="single" w:color="auto" w:sz="4"/>
+          <w:bottom w:val="single" w:color="auto" w:sz="4"/>
+          <w:right w:val="single" w:color="auto" w:sz="4"/>
+          <w:insideH w:val="single" w:color="auto" w:sz="4"/>
+          <w:insideV w:val="single" w:color="auto" w:sz="4"/>
+        </w:tblBorders>
+      </w:tblPr>
+      <w:tblGrid>
+        <w:gridCol w:w="9026"/>
+      </w:tblGrid>
+      <w:tr>
+        <w:trPr>
+          <w:tblHeader/>
+        </w:trPr>
         <w:tc>
           <w:tcPr>
             <w:tcW w:type="dxa" w:w="9026"/>
@@ -12127,6 +13612,44 @@
               <w:bottom w:val="single" w:color="CBD8D2" w:sz="4"/>
               <w:right w:val="single" w:color="CBD8D2" w:sz="4"/>
             </w:tcBorders>
+            <w:shd w:fill="FBEDED" w:color="auto" w:val="clear"/>
+            <w:tcMar>
+              <w:top w:type="dxa" w:w="90"/>
+              <w:left w:type="dxa" w:w="130"/>
+              <w:bottom w:type="dxa" w:w="90"/>
+              <w:right w:type="dxa" w:w="130"/>
+            </w:tcMar>
+            <w:vAlign w:val="center"/>
+          </w:tcPr>
+          <w:p>
+            <w:pPr>
+              <w:spacing w:after="30" w:before="0" w:line="264"/>
+            </w:pPr>
+            <w:r>
+              <w:rPr>
+                <w:b/>
+                <w:bCs/>
+                <w:color w:val="9E3B3B"/>
+                <w:sz w:val="20"/>
+                <w:szCs w:val="20"/>
+              </w:rPr>
+              <w:t>NÃO DEVE DISPARAR</w:t>
+              <w:br/>
+              <w:t>Perguntas parecidas que não podem fazer o botão aparecer.</w:t>
+            </w:r>
+          </w:p>
+        </w:tc>
+      </w:tr>
+      <w:tr>
+        <w:tc>
+          <w:tcPr>
+            <w:tcW w:type="dxa" w:w="9026"/>
+            <w:tcBorders>
+              <w:top w:val="single" w:color="CBD8D2" w:sz="4"/>
+              <w:left w:val="single" w:color="CBD8D2" w:sz="4"/>
+              <w:bottom w:val="single" w:color="CBD8D2" w:sz="4"/>
+              <w:right w:val="single" w:color="CBD8D2" w:sz="4"/>
+            </w:tcBorders>
             <w:tcMar>
               <w:top w:type="dxa" w:w="90"/>
               <w:left w:type="dxa" w:w="130"/>
@@ -12145,7 +13668,7 @@
                 <w:sz w:val="19"/>
                 <w:szCs w:val="19"/>
               </w:rPr>
-              <w:t xml:space="preserve">3.</w:t>
+              <w:t>1.   Busque a palavra tenepes nos verbetes</w:t>
             </w:r>
           </w:p>
         </w:tc>
@@ -12178,155 +13701,31 @@
                 <w:sz w:val="19"/>
                 <w:szCs w:val="19"/>
               </w:rPr>
-              <w:t xml:space="preserve">4.</w:t>
-            </w:r>
-          </w:p>
-        </w:tc>
-      </w:tr>
-      <w:tr>
-        <w:tc>
-          <w:tcPr>
-            <w:tcW w:type="dxa" w:w="9026"/>
-            <w:tcBorders>
-              <w:top w:val="single" w:color="CBD8D2" w:sz="4"/>
-              <w:left w:val="single" w:color="CBD8D2" w:sz="4"/>
-              <w:bottom w:val="single" w:color="CBD8D2" w:sz="4"/>
-              <w:right w:val="single" w:color="CBD8D2" w:sz="4"/>
-            </w:tcBorders>
-            <w:tcMar>
-              <w:top w:type="dxa" w:w="90"/>
-              <w:left w:type="dxa" w:w="130"/>
-              <w:bottom w:type="dxa" w:w="90"/>
-              <w:right w:type="dxa" w:w="130"/>
-            </w:tcMar>
-            <w:vAlign w:val="center"/>
-          </w:tcPr>
-          <w:p>
-            <w:pPr>
-              <w:spacing w:after="80" w:before="0" w:line="264"/>
-            </w:pPr>
-            <w:r>
-              <w:rPr>
-                <w:color w:val="808A86"/>
-                <w:sz w:val="19"/>
-                <w:szCs w:val="19"/>
-              </w:rPr>
-              <w:t xml:space="preserve">5.</w:t>
-            </w:r>
-          </w:p>
-        </w:tc>
-      </w:tr>
-      <w:tr>
-        <w:tc>
-          <w:tcPr>
-            <w:tcW w:type="dxa" w:w="9026"/>
-            <w:tcBorders>
-              <w:top w:val="single" w:color="CBD8D2" w:sz="4"/>
-              <w:left w:val="single" w:color="CBD8D2" w:sz="4"/>
-              <w:bottom w:val="single" w:color="CBD8D2" w:sz="4"/>
-              <w:right w:val="single" w:color="CBD8D2" w:sz="4"/>
-            </w:tcBorders>
-            <w:tcMar>
-              <w:top w:type="dxa" w:w="90"/>
-              <w:left w:type="dxa" w:w="130"/>
-              <w:bottom w:type="dxa" w:w="90"/>
-              <w:right w:type="dxa" w:w="130"/>
-            </w:tcMar>
-            <w:vAlign w:val="center"/>
-          </w:tcPr>
-          <w:p>
-            <w:pPr>
-              <w:spacing w:after="80" w:before="0" w:line="264"/>
-            </w:pPr>
-            <w:r>
-              <w:rPr>
-                <w:color w:val="808A86"/>
-                <w:sz w:val="19"/>
-                <w:szCs w:val="19"/>
-              </w:rPr>
-              <w:t xml:space="preserve">6.</w:t>
-            </w:r>
-          </w:p>
-        </w:tc>
-      </w:tr>
-      <w:tr>
-        <w:tc>
-          <w:tcPr>
-            <w:tcW w:type="dxa" w:w="9026"/>
-            <w:tcBorders>
-              <w:top w:val="single" w:color="CBD8D2" w:sz="4"/>
-              <w:left w:val="single" w:color="CBD8D2" w:sz="4"/>
-              <w:bottom w:val="single" w:color="CBD8D2" w:sz="4"/>
-              <w:right w:val="single" w:color="CBD8D2" w:sz="4"/>
-            </w:tcBorders>
-            <w:tcMar>
-              <w:top w:type="dxa" w:w="90"/>
-              <w:left w:type="dxa" w:w="130"/>
-              <w:bottom w:type="dxa" w:w="90"/>
-              <w:right w:type="dxa" w:w="130"/>
-            </w:tcMar>
-            <w:vAlign w:val="center"/>
-          </w:tcPr>
-          <w:p>
-            <w:pPr>
-              <w:spacing w:after="80" w:before="0" w:line="264"/>
-            </w:pPr>
-            <w:r>
-              <w:rPr>
-                <w:color w:val="808A86"/>
-                <w:sz w:val="19"/>
-                <w:szCs w:val="19"/>
-              </w:rPr>
-              <w:t xml:space="preserve">7.</w:t>
-            </w:r>
-          </w:p>
-        </w:tc>
-      </w:tr>
-      <w:tr>
-        <w:tc>
-          <w:tcPr>
-            <w:tcW w:type="dxa" w:w="9026"/>
-            <w:tcBorders>
-              <w:top w:val="single" w:color="CBD8D2" w:sz="4"/>
-              <w:left w:val="single" w:color="CBD8D2" w:sz="4"/>
-              <w:bottom w:val="single" w:color="CBD8D2" w:sz="4"/>
-              <w:right w:val="single" w:color="CBD8D2" w:sz="4"/>
-            </w:tcBorders>
-            <w:tcMar>
-              <w:top w:type="dxa" w:w="90"/>
-              <w:left w:type="dxa" w:w="130"/>
-              <w:bottom w:type="dxa" w:w="90"/>
-              <w:right w:type="dxa" w:w="130"/>
-            </w:tcMar>
-            <w:vAlign w:val="center"/>
-          </w:tcPr>
-          <w:p>
-            <w:pPr>
-              <w:spacing w:after="80" w:before="0" w:line="264"/>
-            </w:pPr>
-            <w:r>
-              <w:rPr>
-                <w:color w:val="808A86"/>
-                <w:sz w:val="19"/>
-                <w:szCs w:val="19"/>
-              </w:rPr>
-              <w:t xml:space="preserve">8.</w:t>
+              <w:t>2.   Como citar o verbete Sursum Conscientia?</w:t>
             </w:r>
           </w:p>
         </w:tc>
       </w:tr>
     </w:tbl>
     <w:p>
+      <w:r>
+        <w:br w:type="page"/>
+      </w:r>
+    </w:p>
+    <w:p>
       <w:pPr>
-        <w:spacing w:after="120" w:before="0" w:line="264"/>
+        <w:pStyle w:val="Heading1"/>
+        <w:spacing w:after="160" w:before="300"/>
       </w:pPr>
       <w:r>
         <w:rPr>
-          <w:color w:val="26332D"/>
-          <w:sz w:val="19"/>
-          <w:szCs w:val="19"/>
+          <w:b/>
+          <w:bCs/>
+          <w:color w:val="1B6B4C"/>
+          <w:sz w:val="30"/>
+          <w:szCs w:val="30"/>
         </w:rPr>
-        <w:t xml:space="preserve"/>
+        <w:t>Intenção 7  ·  acervo_icge</w:t>
       </w:r>
     </w:p>
     <w:tbl>
@@ -12342,48 +13741,64 @@
         </w:tblBorders>
       </w:tblPr>
       <w:tblGrid>
-        <w:gridCol w:w="9026"/>
+        <w:gridCol w:w="3000"/>
+        <w:gridCol w:w="6026"/>
       </w:tblGrid>
       <w:tr>
-        <w:trPr>
-          <w:tblHeader/>
-        </w:trPr>
-        <w:tc>
-          <w:tcPr>
-            <w:tcW w:type="dxa" w:w="9026"/>
-            <w:tcBorders>
-              <w:top w:val="single" w:color="CBD8D2" w:sz="4"/>
-              <w:left w:val="single" w:color="CBD8D2" w:sz="4"/>
-              <w:bottom w:val="single" w:color="CBD8D2" w:sz="4"/>
-              <w:right w:val="single" w:color="CBD8D2" w:sz="4"/>
-            </w:tcBorders>
-            <w:shd w:fill="FBEDED" w:color="auto" w:val="clear"/>
-            <w:tcMar>
-              <w:top w:type="dxa" w:w="90"/>
-              <w:left w:type="dxa" w:w="130"/>
-              <w:bottom w:type="dxa" w:w="90"/>
-              <w:right w:type="dxa" w:w="130"/>
-            </w:tcMar>
-            <w:vAlign w:val="center"/>
-          </w:tcPr>
-          <w:p>
-            <w:pPr>
-              <w:spacing w:after="30" w:before="0" w:line="264"/>
-            </w:pPr>
-            <w:r>
-              <w:rPr>
-                <w:b/>
-                <w:bCs/>
-                <w:color w:val="9E3B3B"/>
-                <w:sz w:val="20"/>
-                <w:szCs w:val="20"/>
-              </w:rPr>
-              <w:t xml:space="preserve">NÃO DEVE DISPARAR</w:t>
-            </w:r>
-          </w:p>
-          <w:p>
-            <w:pPr>
-              <w:spacing w:after="0" w:before="0" w:line="264"/>
+        <w:tc>
+          <w:tcPr>
+            <w:tcW w:type="dxa" w:w="3000"/>
+            <w:tcBorders>
+              <w:top w:val="single" w:color="CBD8D2" w:sz="4"/>
+              <w:left w:val="single" w:color="CBD8D2" w:sz="4"/>
+              <w:bottom w:val="single" w:color="CBD8D2" w:sz="4"/>
+              <w:right w:val="single" w:color="CBD8D2" w:sz="4"/>
+            </w:tcBorders>
+            <w:shd w:fill="F4FAF7" w:color="auto" w:val="clear"/>
+            <w:tcMar>
+              <w:top w:type="dxa" w:w="90"/>
+              <w:left w:type="dxa" w:w="130"/>
+              <w:bottom w:type="dxa" w:w="90"/>
+              <w:right w:type="dxa" w:w="130"/>
+            </w:tcMar>
+            <w:vAlign w:val="center"/>
+          </w:tcPr>
+          <w:p>
+            <w:pPr>
+              <w:spacing w:after="80" w:before="0" w:line="264"/>
+            </w:pPr>
+            <w:r>
+              <w:rPr>
+                <w:b/>
+                <w:bCs/>
+                <w:color w:val="1B6B4C"/>
+                <w:sz w:val="19"/>
+                <w:szCs w:val="19"/>
+              </w:rPr>
+              <w:t xml:space="preserve">id</w:t>
+            </w:r>
+          </w:p>
+        </w:tc>
+        <w:tc>
+          <w:tcPr>
+            <w:tcW w:type="dxa" w:w="6026"/>
+            <w:tcBorders>
+              <w:top w:val="single" w:color="CBD8D2" w:sz="4"/>
+              <w:left w:val="single" w:color="CBD8D2" w:sz="4"/>
+              <w:bottom w:val="single" w:color="CBD8D2" w:sz="4"/>
+              <w:right w:val="single" w:color="CBD8D2" w:sz="4"/>
+            </w:tcBorders>
+            <w:tcMar>
+              <w:top w:type="dxa" w:w="90"/>
+              <w:left w:type="dxa" w:w="130"/>
+              <w:bottom w:type="dxa" w:w="90"/>
+              <w:right w:type="dxa" w:w="130"/>
+            </w:tcMar>
+            <w:vAlign w:val="center"/>
+          </w:tcPr>
+          <w:p>
+            <w:pPr>
+              <w:spacing w:after="80" w:before="0" w:line="264"/>
             </w:pPr>
             <w:r>
               <w:rPr>
@@ -12393,12 +13808,860 @@
                 <w:sz w:val="17"/>
                 <w:szCs w:val="17"/>
               </w:rPr>
-              <w:t xml:space="preserve">Perguntas parecidas que não podem fazer o botão aparecer. Capriche aqui.</w:t>
-            </w:r>
-          </w:p>
-        </w:tc>
-      </w:tr>
-      <w:tr>
+              <w:t>acervo_icge</w:t>
+            </w:r>
+          </w:p>
+        </w:tc>
+      </w:tr>
+      <w:tr>
+        <w:tc>
+          <w:tcPr>
+            <w:tcW w:type="dxa" w:w="3000"/>
+            <w:tcBorders>
+              <w:top w:val="single" w:color="CBD8D2" w:sz="4"/>
+              <w:left w:val="single" w:color="CBD8D2" w:sz="4"/>
+              <w:bottom w:val="single" w:color="CBD8D2" w:sz="4"/>
+              <w:right w:val="single" w:color="CBD8D2" w:sz="4"/>
+            </w:tcBorders>
+            <w:shd w:fill="E8F4EE" w:color="auto" w:val="clear"/>
+            <w:tcMar>
+              <w:top w:type="dxa" w:w="90"/>
+              <w:left w:type="dxa" w:w="130"/>
+              <w:bottom w:type="dxa" w:w="90"/>
+              <w:right w:type="dxa" w:w="130"/>
+            </w:tcMar>
+            <w:vAlign w:val="center"/>
+          </w:tcPr>
+          <w:p>
+            <w:pPr>
+              <w:spacing w:after="80" w:before="0" w:line="264"/>
+            </w:pPr>
+            <w:r>
+              <w:rPr>
+                <w:b/>
+                <w:bCs/>
+                <w:color w:val="1B6B4C"/>
+                <w:sz w:val="19"/>
+                <w:szCs w:val="19"/>
+              </w:rPr>
+              <w:t xml:space="preserve">Nome</w:t>
+            </w:r>
+          </w:p>
+        </w:tc>
+        <w:tc>
+          <w:tcPr>
+            <w:tcW w:type="dxa" w:w="6026"/>
+            <w:tcBorders>
+              <w:top w:val="single" w:color="CBD8D2" w:sz="4"/>
+              <w:left w:val="single" w:color="CBD8D2" w:sz="4"/>
+              <w:bottom w:val="single" w:color="CBD8D2" w:sz="4"/>
+              <w:right w:val="single" w:color="CBD8D2" w:sz="4"/>
+            </w:tcBorders>
+            <w:tcMar>
+              <w:top w:type="dxa" w:w="90"/>
+              <w:left w:type="dxa" w:w="130"/>
+              <w:bottom w:type="dxa" w:w="90"/>
+              <w:right w:type="dxa" w:w="130"/>
+            </w:tcMar>
+            <w:vAlign w:val="center"/>
+          </w:tcPr>
+          <w:p>
+            <w:pPr>
+              <w:spacing w:after="80" w:before="0" w:line="264"/>
+            </w:pPr>
+            <w:r>
+              <w:rPr>
+                <w:i/>
+                <w:iCs/>
+                <w:color w:val="808A86"/>
+                <w:sz w:val="17"/>
+                <w:szCs w:val="17"/>
+              </w:rPr>
+              <w:t>Acervo e painéis do ICGE</w:t>
+            </w:r>
+          </w:p>
+        </w:tc>
+      </w:tr>
+      <w:tr>
+        <w:tc>
+          <w:tcPr>
+            <w:tcW w:type="dxa" w:w="3000"/>
+            <w:tcBorders>
+              <w:top w:val="single" w:color="CBD8D2" w:sz="4"/>
+              <w:left w:val="single" w:color="CBD8D2" w:sz="4"/>
+              <w:bottom w:val="single" w:color="CBD8D2" w:sz="4"/>
+              <w:right w:val="single" w:color="CBD8D2" w:sz="4"/>
+            </w:tcBorders>
+            <w:shd w:fill="F4FAF7" w:color="auto" w:val="clear"/>
+            <w:tcMar>
+              <w:top w:type="dxa" w:w="90"/>
+              <w:left w:type="dxa" w:w="130"/>
+              <w:bottom w:type="dxa" w:w="90"/>
+              <w:right w:type="dxa" w:w="130"/>
+            </w:tcMar>
+            <w:vAlign w:val="center"/>
+          </w:tcPr>
+          <w:p>
+            <w:pPr>
+              <w:spacing w:after="80" w:before="0" w:line="264"/>
+            </w:pPr>
+            <w:r>
+              <w:rPr>
+                <w:b/>
+                <w:bCs/>
+                <w:color w:val="1B6B4C"/>
+                <w:sz w:val="19"/>
+                <w:szCs w:val="19"/>
+              </w:rPr>
+              <w:t xml:space="preserve">Status</w:t>
+            </w:r>
+          </w:p>
+        </w:tc>
+        <w:tc>
+          <w:tcPr>
+            <w:tcW w:type="dxa" w:w="6026"/>
+            <w:tcBorders>
+              <w:top w:val="single" w:color="CBD8D2" w:sz="4"/>
+              <w:left w:val="single" w:color="CBD8D2" w:sz="4"/>
+              <w:bottom w:val="single" w:color="CBD8D2" w:sz="4"/>
+              <w:right w:val="single" w:color="CBD8D2" w:sz="4"/>
+            </w:tcBorders>
+            <w:tcMar>
+              <w:top w:type="dxa" w:w="90"/>
+              <w:left w:type="dxa" w:w="130"/>
+              <w:bottom w:type="dxa" w:w="90"/>
+              <w:right w:type="dxa" w:w="130"/>
+            </w:tcMar>
+            <w:vAlign w:val="center"/>
+          </w:tcPr>
+          <w:p>
+            <w:pPr>
+              <w:spacing w:after="80" w:before="0" w:line="264"/>
+            </w:pPr>
+            <w:r>
+              <w:rPr>
+                <w:i/>
+                <w:iCs/>
+                <w:color w:val="808A86"/>
+                <w:sz w:val="17"/>
+                <w:szCs w:val="17"/>
+              </w:rPr>
+              <w:t>Implementada — só planejador</w:t>
+            </w:r>
+          </w:p>
+        </w:tc>
+      </w:tr>
+      <w:tr>
+        <w:tc>
+          <w:tcPr>
+            <w:tcW w:type="dxa" w:w="3000"/>
+            <w:tcBorders>
+              <w:top w:val="single" w:color="CBD8D2" w:sz="4"/>
+              <w:left w:val="single" w:color="CBD8D2" w:sz="4"/>
+              <w:bottom w:val="single" w:color="CBD8D2" w:sz="4"/>
+              <w:right w:val="single" w:color="CBD8D2" w:sz="4"/>
+            </w:tcBorders>
+            <w:shd w:fill="E8F4EE" w:color="auto" w:val="clear"/>
+            <w:tcMar>
+              <w:top w:type="dxa" w:w="90"/>
+              <w:left w:type="dxa" w:w="130"/>
+              <w:bottom w:type="dxa" w:w="90"/>
+              <w:right w:type="dxa" w:w="130"/>
+            </w:tcMar>
+            <w:vAlign w:val="center"/>
+          </w:tcPr>
+          <w:p>
+            <w:pPr>
+              <w:spacing w:after="80" w:before="0" w:line="264"/>
+            </w:pPr>
+            <w:r>
+              <w:rPr>
+                <w:b/>
+                <w:bCs/>
+                <w:color w:val="1B6B4C"/>
+                <w:sz w:val="19"/>
+                <w:szCs w:val="19"/>
+              </w:rPr>
+              <w:t xml:space="preserve">Dispara quando</w:t>
+            </w:r>
+          </w:p>
+        </w:tc>
+        <w:tc>
+          <w:tcPr>
+            <w:tcW w:type="dxa" w:w="6026"/>
+            <w:tcBorders>
+              <w:top w:val="single" w:color="CBD8D2" w:sz="4"/>
+              <w:left w:val="single" w:color="CBD8D2" w:sz="4"/>
+              <w:bottom w:val="single" w:color="CBD8D2" w:sz="4"/>
+              <w:right w:val="single" w:color="CBD8D2" w:sz="4"/>
+            </w:tcBorders>
+            <w:tcMar>
+              <w:top w:type="dxa" w:w="90"/>
+              <w:left w:type="dxa" w:w="130"/>
+              <w:bottom w:type="dxa" w:w="90"/>
+              <w:right w:type="dxa" w:w="130"/>
+            </w:tcMar>
+            <w:vAlign w:val="center"/>
+          </w:tcPr>
+          <w:p>
+            <w:pPr>
+              <w:spacing w:after="80" w:before="0" w:line="264"/>
+            </w:pPr>
+            <w:r>
+              <w:rPr>
+                <w:i/>
+                <w:iCs/>
+                <w:color w:val="808A86"/>
+                <w:sz w:val="17"/>
+                <w:szCs w:val="17"/>
+              </w:rPr>
+              <w:t>o usuário pergunta sobre holoteca, arquivos históricos, artefatos, Instituições Conscienciocêntricas, memória da CCCI, vídeos, eventos, estatísticas ou acervos do ICGE</w:t>
+            </w:r>
+          </w:p>
+        </w:tc>
+      </w:tr>
+      <w:tr>
+        <w:tc>
+          <w:tcPr>
+            <w:tcW w:type="dxa" w:w="3000"/>
+            <w:tcBorders>
+              <w:top w:val="single" w:color="CBD8D2" w:sz="4"/>
+              <w:left w:val="single" w:color="CBD8D2" w:sz="4"/>
+              <w:bottom w:val="single" w:color="CBD8D2" w:sz="4"/>
+              <w:right w:val="single" w:color="CBD8D2" w:sz="4"/>
+            </w:tcBorders>
+            <w:shd w:fill="F4FAF7" w:color="auto" w:val="clear"/>
+            <w:tcMar>
+              <w:top w:type="dxa" w:w="90"/>
+              <w:left w:type="dxa" w:w="130"/>
+              <w:bottom w:type="dxa" w:w="90"/>
+              <w:right w:type="dxa" w:w="130"/>
+            </w:tcMar>
+            <w:vAlign w:val="center"/>
+          </w:tcPr>
+          <w:p>
+            <w:pPr>
+              <w:spacing w:after="80" w:before="0" w:line="264"/>
+            </w:pPr>
+            <w:r>
+              <w:rPr>
+                <w:b/>
+                <w:bCs/>
+                <w:color w:val="1B6B4C"/>
+                <w:sz w:val="19"/>
+                <w:szCs w:val="19"/>
+              </w:rPr>
+              <w:t xml:space="preserve">NÃO dispara quando</w:t>
+            </w:r>
+          </w:p>
+        </w:tc>
+        <w:tc>
+          <w:tcPr>
+            <w:tcW w:type="dxa" w:w="6026"/>
+            <w:tcBorders>
+              <w:top w:val="single" w:color="CBD8D2" w:sz="4"/>
+              <w:left w:val="single" w:color="CBD8D2" w:sz="4"/>
+              <w:bottom w:val="single" w:color="CBD8D2" w:sz="4"/>
+              <w:right w:val="single" w:color="CBD8D2" w:sz="4"/>
+            </w:tcBorders>
+            <w:tcMar>
+              <w:top w:type="dxa" w:w="90"/>
+              <w:left w:type="dxa" w:w="130"/>
+              <w:bottom w:type="dxa" w:w="90"/>
+              <w:right w:type="dxa" w:w="130"/>
+            </w:tcMar>
+            <w:vAlign w:val="center"/>
+          </w:tcPr>
+          <w:p>
+            <w:pPr>
+              <w:spacing w:after="80" w:before="0" w:line="264"/>
+            </w:pPr>
+            <w:r>
+              <w:rPr>
+                <w:i/>
+                <w:iCs/>
+                <w:color w:val="808A86"/>
+                <w:sz w:val="17"/>
+                <w:szCs w:val="17"/>
+              </w:rPr>
+              <w:t>o usuário faz pergunta conceitual sem relação com acervo, memória, instituição, evento ou material mantido pelo ICGE</w:t>
+            </w:r>
+          </w:p>
+        </w:tc>
+      </w:tr>
+      <w:tr>
+        <w:tc>
+          <w:tcPr>
+            <w:tcW w:type="dxa" w:w="3000"/>
+            <w:tcBorders>
+              <w:top w:val="single" w:color="CBD8D2" w:sz="4"/>
+              <w:left w:val="single" w:color="CBD8D2" w:sz="4"/>
+              <w:bottom w:val="single" w:color="CBD8D2" w:sz="4"/>
+              <w:right w:val="single" w:color="CBD8D2" w:sz="4"/>
+            </w:tcBorders>
+            <w:shd w:fill="E8F4EE" w:color="auto" w:val="clear"/>
+            <w:tcMar>
+              <w:top w:type="dxa" w:w="90"/>
+              <w:left w:type="dxa" w:w="130"/>
+              <w:bottom w:type="dxa" w:w="90"/>
+              <w:right w:type="dxa" w:w="130"/>
+            </w:tcMar>
+            <w:vAlign w:val="center"/>
+          </w:tcPr>
+          <w:p>
+            <w:pPr>
+              <w:spacing w:after="80" w:before="0" w:line="264"/>
+            </w:pPr>
+            <w:r>
+              <w:rPr>
+                <w:b/>
+                <w:bCs/>
+                <w:color w:val="1B6B4C"/>
+                <w:sz w:val="19"/>
+                <w:szCs w:val="19"/>
+              </w:rPr>
+              <w:t xml:space="preserve">Parâmetros</w:t>
+            </w:r>
+          </w:p>
+        </w:tc>
+        <w:tc>
+          <w:tcPr>
+            <w:tcW w:type="dxa" w:w="6026"/>
+            <w:tcBorders>
+              <w:top w:val="single" w:color="CBD8D2" w:sz="4"/>
+              <w:left w:val="single" w:color="CBD8D2" w:sz="4"/>
+              <w:bottom w:val="single" w:color="CBD8D2" w:sz="4"/>
+              <w:right w:val="single" w:color="CBD8D2" w:sz="4"/>
+            </w:tcBorders>
+            <w:tcMar>
+              <w:top w:type="dxa" w:w="90"/>
+              <w:left w:type="dxa" w:w="130"/>
+              <w:bottom w:type="dxa" w:w="90"/>
+              <w:right w:type="dxa" w:w="130"/>
+            </w:tcMar>
+            <w:vAlign w:val="center"/>
+          </w:tcPr>
+          <w:p>
+            <w:pPr>
+              <w:spacing w:after="80" w:before="0" w:line="264"/>
+            </w:pPr>
+            <w:r>
+              <w:rPr>
+                <w:i/>
+                <w:iCs/>
+                <w:color w:val="808A86"/>
+                <w:sz w:val="17"/>
+                <w:szCs w:val="17"/>
+              </w:rPr>
+              <w:t>term · vazio · a ação não recebe termo</w:t>
+            </w:r>
+          </w:p>
+        </w:tc>
+      </w:tr>
+      <w:tr>
+        <w:tc>
+          <w:tcPr>
+            <w:tcW w:type="dxa" w:w="3000"/>
+            <w:tcBorders>
+              <w:top w:val="single" w:color="CBD8D2" w:sz="4"/>
+              <w:left w:val="single" w:color="CBD8D2" w:sz="4"/>
+              <w:bottom w:val="single" w:color="CBD8D2" w:sz="4"/>
+              <w:right w:val="single" w:color="CBD8D2" w:sz="4"/>
+            </w:tcBorders>
+            <w:shd w:fill="F4FAF7" w:color="auto" w:val="clear"/>
+            <w:tcMar>
+              <w:top w:type="dxa" w:w="90"/>
+              <w:left w:type="dxa" w:w="130"/>
+              <w:bottom w:type="dxa" w:w="90"/>
+              <w:right w:type="dxa" w:w="130"/>
+            </w:tcMar>
+            <w:vAlign w:val="center"/>
+          </w:tcPr>
+          <w:p>
+            <w:pPr>
+              <w:spacing w:after="80" w:before="0" w:line="264"/>
+            </w:pPr>
+            <w:r>
+              <w:rPr>
+                <w:b/>
+                <w:bCs/>
+                <w:color w:val="1B6B4C"/>
+                <w:sz w:val="19"/>
+                <w:szCs w:val="19"/>
+              </w:rPr>
+              <w:t xml:space="preserve">Ação</w:t>
+            </w:r>
+          </w:p>
+        </w:tc>
+        <w:tc>
+          <w:tcPr>
+            <w:tcW w:type="dxa" w:w="6026"/>
+            <w:tcBorders>
+              <w:top w:val="single" w:color="CBD8D2" w:sz="4"/>
+              <w:left w:val="single" w:color="CBD8D2" w:sz="4"/>
+              <w:bottom w:val="single" w:color="CBD8D2" w:sz="4"/>
+              <w:right w:val="single" w:color="CBD8D2" w:sz="4"/>
+            </w:tcBorders>
+            <w:tcMar>
+              <w:top w:type="dxa" w:w="90"/>
+              <w:left w:type="dxa" w:w="130"/>
+              <w:bottom w:type="dxa" w:w="90"/>
+              <w:right w:type="dxa" w:w="130"/>
+            </w:tcMar>
+            <w:vAlign w:val="center"/>
+          </w:tcPr>
+          <w:p>
+            <w:pPr>
+              <w:spacing w:after="80" w:before="0" w:line="264"/>
+            </w:pPr>
+            <w:r>
+              <w:rPr>
+                <w:i/>
+                <w:iCs/>
+                <w:color w:val="808A86"/>
+                <w:sz w:val="17"/>
+                <w:szCs w:val="17"/>
+              </w:rPr>
+              <w:t>abrir link complementar e manter sempre a rota full</w:t>
+            </w:r>
+          </w:p>
+        </w:tc>
+      </w:tr>
+      <w:tr>
+        <w:tc>
+          <w:tcPr>
+            <w:tcW w:type="dxa" w:w="3000"/>
+            <w:tcBorders>
+              <w:top w:val="single" w:color="CBD8D2" w:sz="4"/>
+              <w:left w:val="single" w:color="CBD8D2" w:sz="4"/>
+              <w:bottom w:val="single" w:color="CBD8D2" w:sz="4"/>
+              <w:right w:val="single" w:color="CBD8D2" w:sz="4"/>
+            </w:tcBorders>
+            <w:shd w:fill="E8F4EE" w:color="auto" w:val="clear"/>
+            <w:tcMar>
+              <w:top w:type="dxa" w:w="90"/>
+              <w:left w:type="dxa" w:w="130"/>
+              <w:bottom w:type="dxa" w:w="90"/>
+              <w:right w:type="dxa" w:w="130"/>
+            </w:tcMar>
+            <w:vAlign w:val="center"/>
+          </w:tcPr>
+          <w:p>
+            <w:pPr>
+              <w:spacing w:after="80" w:before="0" w:line="264"/>
+            </w:pPr>
+            <w:r>
+              <w:rPr>
+                <w:b/>
+                <w:bCs/>
+                <w:color w:val="1B6B4C"/>
+                <w:sz w:val="19"/>
+                <w:szCs w:val="19"/>
+              </w:rPr>
+              <w:t xml:space="preserve">Destino</w:t>
+            </w:r>
+          </w:p>
+        </w:tc>
+        <w:tc>
+          <w:tcPr>
+            <w:tcW w:type="dxa" w:w="6026"/>
+            <w:tcBorders>
+              <w:top w:val="single" w:color="CBD8D2" w:sz="4"/>
+              <w:left w:val="single" w:color="CBD8D2" w:sz="4"/>
+              <w:bottom w:val="single" w:color="CBD8D2" w:sz="4"/>
+              <w:right w:val="single" w:color="CBD8D2" w:sz="4"/>
+            </w:tcBorders>
+            <w:tcMar>
+              <w:top w:type="dxa" w:w="90"/>
+              <w:left w:type="dxa" w:w="130"/>
+              <w:bottom w:type="dxa" w:w="90"/>
+              <w:right w:type="dxa" w:w="130"/>
+            </w:tcMar>
+            <w:vAlign w:val="center"/>
+          </w:tcPr>
+          <w:p>
+            <w:pPr>
+              <w:spacing w:after="80" w:before="0" w:line="264"/>
+            </w:pPr>
+            <w:r>
+              <w:rPr>
+                <w:i/>
+                <w:iCs/>
+                <w:color w:val="808A86"/>
+                <w:sz w:val="17"/>
+                <w:szCs w:val="17"/>
+              </w:rPr>
+              <w:t>https://www.icge.org.br/</w:t>
+            </w:r>
+          </w:p>
+        </w:tc>
+      </w:tr>
+      <w:tr>
+        <w:tc>
+          <w:tcPr>
+            <w:tcW w:type="dxa" w:w="3000"/>
+            <w:tcBorders>
+              <w:top w:val="single" w:color="CBD8D2" w:sz="4"/>
+              <w:left w:val="single" w:color="CBD8D2" w:sz="4"/>
+              <w:bottom w:val="single" w:color="CBD8D2" w:sz="4"/>
+              <w:right w:val="single" w:color="CBD8D2" w:sz="4"/>
+            </w:tcBorders>
+            <w:shd w:fill="F4FAF7" w:color="auto" w:val="clear"/>
+            <w:tcMar>
+              <w:top w:type="dxa" w:w="90"/>
+              <w:left w:type="dxa" w:w="130"/>
+              <w:bottom w:type="dxa" w:w="90"/>
+              <w:right w:type="dxa" w:w="130"/>
+            </w:tcMar>
+            <w:vAlign w:val="center"/>
+          </w:tcPr>
+          <w:p>
+            <w:pPr>
+              <w:spacing w:after="80" w:before="0" w:line="264"/>
+            </w:pPr>
+            <w:r>
+              <w:rPr>
+                <w:b/>
+                <w:bCs/>
+                <w:color w:val="1B6B4C"/>
+                <w:sz w:val="19"/>
+                <w:szCs w:val="19"/>
+              </w:rPr>
+              <w:t xml:space="preserve">Destino aceita o parâmetro?</w:t>
+            </w:r>
+          </w:p>
+        </w:tc>
+        <w:tc>
+          <w:tcPr>
+            <w:tcW w:type="dxa" w:w="6026"/>
+            <w:tcBorders>
+              <w:top w:val="single" w:color="CBD8D2" w:sz="4"/>
+              <w:left w:val="single" w:color="CBD8D2" w:sz="4"/>
+              <w:bottom w:val="single" w:color="CBD8D2" w:sz="4"/>
+              <w:right w:val="single" w:color="CBD8D2" w:sz="4"/>
+            </w:tcBorders>
+            <w:tcMar>
+              <w:top w:type="dxa" w:w="90"/>
+              <w:left w:type="dxa" w:w="130"/>
+              <w:bottom w:type="dxa" w:w="90"/>
+              <w:right w:type="dxa" w:w="130"/>
+            </w:tcMar>
+            <w:vAlign w:val="center"/>
+          </w:tcPr>
+          <w:p>
+            <w:pPr>
+              <w:spacing w:after="80" w:before="0" w:line="264"/>
+            </w:pPr>
+            <w:r>
+              <w:rPr>
+                <w:i/>
+                <w:iCs/>
+                <w:color w:val="808A86"/>
+                <w:sz w:val="17"/>
+                <w:szCs w:val="17"/>
+              </w:rPr>
+              <w:t>Não se aplica — destino institucional sem parâmetro.</w:t>
+            </w:r>
+          </w:p>
+        </w:tc>
+      </w:tr>
+      <w:tr>
+        <w:tc>
+          <w:tcPr>
+            <w:tcW w:type="dxa" w:w="3000"/>
+            <w:tcBorders>
+              <w:top w:val="single" w:color="CBD8D2" w:sz="4"/>
+              <w:left w:val="single" w:color="CBD8D2" w:sz="4"/>
+              <w:bottom w:val="single" w:color="CBD8D2" w:sz="4"/>
+              <w:right w:val="single" w:color="CBD8D2" w:sz="4"/>
+            </w:tcBorders>
+            <w:shd w:fill="E8F4EE" w:color="auto" w:val="clear"/>
+            <w:tcMar>
+              <w:top w:type="dxa" w:w="90"/>
+              <w:left w:type="dxa" w:w="130"/>
+              <w:bottom w:type="dxa" w:w="90"/>
+              <w:right w:type="dxa" w:w="130"/>
+            </w:tcMar>
+            <w:vAlign w:val="center"/>
+          </w:tcPr>
+          <w:p>
+            <w:pPr>
+              <w:spacing w:after="80" w:before="0" w:line="264"/>
+            </w:pPr>
+            <w:r>
+              <w:rPr>
+                <w:b/>
+                <w:bCs/>
+                <w:color w:val="1B6B4C"/>
+                <w:sz w:val="19"/>
+                <w:szCs w:val="19"/>
+              </w:rPr>
+              <w:t xml:space="preserve">Rótulo PT</w:t>
+            </w:r>
+          </w:p>
+        </w:tc>
+        <w:tc>
+          <w:tcPr>
+            <w:tcW w:type="dxa" w:w="6026"/>
+            <w:tcBorders>
+              <w:top w:val="single" w:color="CBD8D2" w:sz="4"/>
+              <w:left w:val="single" w:color="CBD8D2" w:sz="4"/>
+              <w:bottom w:val="single" w:color="CBD8D2" w:sz="4"/>
+              <w:right w:val="single" w:color="CBD8D2" w:sz="4"/>
+            </w:tcBorders>
+            <w:tcMar>
+              <w:top w:type="dxa" w:w="90"/>
+              <w:left w:type="dxa" w:w="130"/>
+              <w:bottom w:type="dxa" w:w="90"/>
+              <w:right w:type="dxa" w:w="130"/>
+            </w:tcMar>
+            <w:vAlign w:val="center"/>
+          </w:tcPr>
+          <w:p>
+            <w:pPr>
+              <w:spacing w:after="80" w:before="0" w:line="264"/>
+            </w:pPr>
+            <w:r>
+              <w:rPr>
+                <w:i/>
+                <w:iCs/>
+                <w:color w:val="808A86"/>
+                <w:sz w:val="17"/>
+                <w:szCs w:val="17"/>
+              </w:rPr>
+              <w:t>Consultar acervo do ICGE</w:t>
+            </w:r>
+          </w:p>
+        </w:tc>
+      </w:tr>
+      <w:tr>
+        <w:tc>
+          <w:tcPr>
+            <w:tcW w:type="dxa" w:w="3000"/>
+            <w:tcBorders>
+              <w:top w:val="single" w:color="CBD8D2" w:sz="4"/>
+              <w:left w:val="single" w:color="CBD8D2" w:sz="4"/>
+              <w:bottom w:val="single" w:color="CBD8D2" w:sz="4"/>
+              <w:right w:val="single" w:color="CBD8D2" w:sz="4"/>
+            </w:tcBorders>
+            <w:shd w:fill="F4FAF7" w:color="auto" w:val="clear"/>
+            <w:tcMar>
+              <w:top w:type="dxa" w:w="90"/>
+              <w:left w:type="dxa" w:w="130"/>
+              <w:bottom w:type="dxa" w:w="90"/>
+              <w:right w:type="dxa" w:w="130"/>
+            </w:tcMar>
+            <w:vAlign w:val="center"/>
+          </w:tcPr>
+          <w:p>
+            <w:pPr>
+              <w:spacing w:after="80" w:before="0" w:line="264"/>
+            </w:pPr>
+            <w:r>
+              <w:rPr>
+                <w:b/>
+                <w:bCs/>
+                <w:color w:val="1B6B4C"/>
+                <w:sz w:val="19"/>
+                <w:szCs w:val="19"/>
+              </w:rPr>
+              <w:t xml:space="preserve">Rótulo EN</w:t>
+            </w:r>
+          </w:p>
+        </w:tc>
+        <w:tc>
+          <w:tcPr>
+            <w:tcW w:type="dxa" w:w="6026"/>
+            <w:tcBorders>
+              <w:top w:val="single" w:color="CBD8D2" w:sz="4"/>
+              <w:left w:val="single" w:color="CBD8D2" w:sz="4"/>
+              <w:bottom w:val="single" w:color="CBD8D2" w:sz="4"/>
+              <w:right w:val="single" w:color="CBD8D2" w:sz="4"/>
+            </w:tcBorders>
+            <w:tcMar>
+              <w:top w:type="dxa" w:w="90"/>
+              <w:left w:type="dxa" w:w="130"/>
+              <w:bottom w:type="dxa" w:w="90"/>
+              <w:right w:type="dxa" w:w="130"/>
+            </w:tcMar>
+            <w:vAlign w:val="center"/>
+          </w:tcPr>
+          <w:p>
+            <w:pPr>
+              <w:spacing w:after="80" w:before="0" w:line="264"/>
+            </w:pPr>
+            <w:r>
+              <w:rPr>
+                <w:i/>
+                <w:iCs/>
+                <w:color w:val="808A86"/>
+                <w:sz w:val="17"/>
+                <w:szCs w:val="17"/>
+              </w:rPr>
+              <w:t>Consult the ICGE collection</w:t>
+            </w:r>
+          </w:p>
+        </w:tc>
+      </w:tr>
+      <w:tr>
+        <w:tc>
+          <w:tcPr>
+            <w:tcW w:type="dxa" w:w="3000"/>
+            <w:tcBorders>
+              <w:top w:val="single" w:color="CBD8D2" w:sz="4"/>
+              <w:left w:val="single" w:color="CBD8D2" w:sz="4"/>
+              <w:bottom w:val="single" w:color="CBD8D2" w:sz="4"/>
+              <w:right w:val="single" w:color="CBD8D2" w:sz="4"/>
+            </w:tcBorders>
+            <w:shd w:fill="E8F4EE" w:color="auto" w:val="clear"/>
+            <w:tcMar>
+              <w:top w:type="dxa" w:w="90"/>
+              <w:left w:type="dxa" w:w="130"/>
+              <w:bottom w:type="dxa" w:w="90"/>
+              <w:right w:type="dxa" w:w="130"/>
+            </w:tcMar>
+            <w:vAlign w:val="center"/>
+          </w:tcPr>
+          <w:p>
+            <w:pPr>
+              <w:spacing w:after="80" w:before="0" w:line="264"/>
+            </w:pPr>
+            <w:r>
+              <w:rPr>
+                <w:b/>
+                <w:bCs/>
+                <w:color w:val="1B6B4C"/>
+                <w:sz w:val="19"/>
+                <w:szCs w:val="19"/>
+              </w:rPr>
+              <w:t xml:space="preserve">Modo</w:t>
+            </w:r>
+          </w:p>
+        </w:tc>
+        <w:tc>
+          <w:tcPr>
+            <w:tcW w:type="dxa" w:w="6026"/>
+            <w:tcBorders>
+              <w:top w:val="single" w:color="CBD8D2" w:sz="4"/>
+              <w:left w:val="single" w:color="CBD8D2" w:sz="4"/>
+              <w:bottom w:val="single" w:color="CBD8D2" w:sz="4"/>
+              <w:right w:val="single" w:color="CBD8D2" w:sz="4"/>
+            </w:tcBorders>
+            <w:tcMar>
+              <w:top w:type="dxa" w:w="90"/>
+              <w:left w:type="dxa" w:w="130"/>
+              <w:bottom w:type="dxa" w:w="90"/>
+              <w:right w:type="dxa" w:w="130"/>
+            </w:tcMar>
+            <w:vAlign w:val="center"/>
+          </w:tcPr>
+          <w:p>
+            <w:pPr>
+              <w:spacing w:after="80" w:before="0" w:line="264"/>
+            </w:pPr>
+            <w:r>
+              <w:rPr>
+                <w:i/>
+                <w:iCs/>
+                <w:color w:val="808A86"/>
+                <w:sz w:val="17"/>
+                <w:szCs w:val="17"/>
+              </w:rPr>
+              <w:t>só planejador</w:t>
+            </w:r>
+          </w:p>
+        </w:tc>
+      </w:tr>
+      <w:tr>
+        <w:tc>
+          <w:tcPr>
+            <w:tcW w:type="dxa" w:w="3000"/>
+            <w:tcBorders>
+              <w:top w:val="single" w:color="CBD8D2" w:sz="4"/>
+              <w:left w:val="single" w:color="CBD8D2" w:sz="4"/>
+              <w:bottom w:val="single" w:color="CBD8D2" w:sz="4"/>
+              <w:right w:val="single" w:color="CBD8D2" w:sz="4"/>
+            </w:tcBorders>
+            <w:shd w:fill="F4FAF7" w:color="auto" w:val="clear"/>
+            <w:tcMar>
+              <w:top w:type="dxa" w:w="90"/>
+              <w:left w:type="dxa" w:w="130"/>
+              <w:bottom w:type="dxa" w:w="90"/>
+              <w:right w:type="dxa" w:w="130"/>
+            </w:tcMar>
+            <w:vAlign w:val="center"/>
+          </w:tcPr>
+          <w:p>
+            <w:pPr>
+              <w:spacing w:after="80" w:before="0" w:line="264"/>
+            </w:pPr>
+            <w:r>
+              <w:rPr>
+                <w:b/>
+                <w:bCs/>
+                <w:color w:val="1B6B4C"/>
+                <w:sz w:val="19"/>
+                <w:szCs w:val="19"/>
+              </w:rPr>
+              <w:t xml:space="preserve">Precedência</w:t>
+            </w:r>
+          </w:p>
+        </w:tc>
+        <w:tc>
+          <w:tcPr>
+            <w:tcW w:type="dxa" w:w="6026"/>
+            <w:tcBorders>
+              <w:top w:val="single" w:color="CBD8D2" w:sz="4"/>
+              <w:left w:val="single" w:color="CBD8D2" w:sz="4"/>
+              <w:bottom w:val="single" w:color="CBD8D2" w:sz="4"/>
+              <w:right w:val="single" w:color="CBD8D2" w:sz="4"/>
+            </w:tcBorders>
+            <w:tcMar>
+              <w:top w:type="dxa" w:w="90"/>
+              <w:left w:type="dxa" w:w="130"/>
+              <w:bottom w:type="dxa" w:w="90"/>
+              <w:right w:type="dxa" w:w="130"/>
+            </w:tcMar>
+            <w:vAlign w:val="center"/>
+          </w:tcPr>
+          <w:p>
+            <w:pPr>
+              <w:spacing w:after="80" w:before="0" w:line="264"/>
+            </w:pPr>
+            <w:r>
+              <w:rPr>
+                <w:i/>
+                <w:iCs/>
+                <w:color w:val="808A86"/>
+                <w:sz w:val="17"/>
+                <w:szCs w:val="17"/>
+              </w:rPr>
+              <w:t>Sempre full + action; nunca substitui a resposta principal por navegação.</w:t>
+            </w:r>
+          </w:p>
+        </w:tc>
+      </w:tr>
+    </w:tbl>
+    <w:p/>
+    <w:tbl>
+      <w:tblPr>
+        <w:tblW w:type="dxa" w:w="9026"/>
+        <w:tblBorders>
+          <w:top w:val="single" w:color="auto" w:sz="4"/>
+          <w:left w:val="single" w:color="auto" w:sz="4"/>
+          <w:bottom w:val="single" w:color="auto" w:sz="4"/>
+          <w:right w:val="single" w:color="auto" w:sz="4"/>
+          <w:insideH w:val="single" w:color="auto" w:sz="4"/>
+          <w:insideV w:val="single" w:color="auto" w:sz="4"/>
+        </w:tblBorders>
+      </w:tblPr>
+      <w:tblGrid>
+        <w:gridCol w:w="9026"/>
+      </w:tblGrid>
+      <w:tr>
+        <w:trPr>
+          <w:tblHeader/>
+        </w:trPr>
         <w:tc>
           <w:tcPr>
             <w:tcW w:type="dxa" w:w="9026"/>
@@ -12408,6 +14671,44 @@
               <w:bottom w:val="single" w:color="CBD8D2" w:sz="4"/>
               <w:right w:val="single" w:color="CBD8D2" w:sz="4"/>
             </w:tcBorders>
+            <w:shd w:fill="E8F4EE" w:color="auto" w:val="clear"/>
+            <w:tcMar>
+              <w:top w:type="dxa" w:w="90"/>
+              <w:left w:type="dxa" w:w="130"/>
+              <w:bottom w:type="dxa" w:w="90"/>
+              <w:right w:type="dxa" w:w="130"/>
+            </w:tcMar>
+            <w:vAlign w:val="center"/>
+          </w:tcPr>
+          <w:p>
+            <w:pPr>
+              <w:spacing w:after="30" w:before="0" w:line="264"/>
+            </w:pPr>
+            <w:r>
+              <w:rPr>
+                <w:b/>
+                <w:bCs/>
+                <w:color w:val="1B6B4C"/>
+                <w:sz w:val="20"/>
+                <w:szCs w:val="20"/>
+              </w:rPr>
+              <w:t>DEVE DISPARAR</w:t>
+              <w:br/>
+              <w:t>Frases de uso real que precisam fazer o botão aparecer.</w:t>
+            </w:r>
+          </w:p>
+        </w:tc>
+      </w:tr>
+      <w:tr>
+        <w:tc>
+          <w:tcPr>
+            <w:tcW w:type="dxa" w:w="9026"/>
+            <w:tcBorders>
+              <w:top w:val="single" w:color="CBD8D2" w:sz="4"/>
+              <w:left w:val="single" w:color="CBD8D2" w:sz="4"/>
+              <w:bottom w:val="single" w:color="CBD8D2" w:sz="4"/>
+              <w:right w:val="single" w:color="CBD8D2" w:sz="4"/>
+            </w:tcBorders>
             <w:tcMar>
               <w:top w:type="dxa" w:w="90"/>
               <w:left w:type="dxa" w:w="130"/>
@@ -12426,7 +14727,7 @@
                 <w:sz w:val="19"/>
                 <w:szCs w:val="19"/>
               </w:rPr>
-              <w:t xml:space="preserve">1.</w:t>
+              <w:t>1.   Quais instituições conscienciocêntricas estão catalogadas pelo ICGE?</w:t>
             </w:r>
           </w:p>
         </w:tc>
@@ -12459,12 +14760,32 @@
                 <w:sz w:val="19"/>
                 <w:szCs w:val="19"/>
               </w:rPr>
-              <w:t xml:space="preserve">2.</w:t>
-            </w:r>
-          </w:p>
-        </w:tc>
-      </w:tr>
-      <w:tr>
+              <w:t>2.   Onde encontro o arquivo histórico e os vídeos da CCCI?</w:t>
+            </w:r>
+          </w:p>
+        </w:tc>
+      </w:tr>
+    </w:tbl>
+    <w:p/>
+    <w:tbl>
+      <w:tblPr>
+        <w:tblW w:type="dxa" w:w="9026"/>
+        <w:tblBorders>
+          <w:top w:val="single" w:color="auto" w:sz="4"/>
+          <w:left w:val="single" w:color="auto" w:sz="4"/>
+          <w:bottom w:val="single" w:color="auto" w:sz="4"/>
+          <w:right w:val="single" w:color="auto" w:sz="4"/>
+          <w:insideH w:val="single" w:color="auto" w:sz="4"/>
+          <w:insideV w:val="single" w:color="auto" w:sz="4"/>
+        </w:tblBorders>
+      </w:tblPr>
+      <w:tblGrid>
+        <w:gridCol w:w="9026"/>
+      </w:tblGrid>
+      <w:tr>
+        <w:trPr>
+          <w:tblHeader/>
+        </w:trPr>
         <w:tc>
           <w:tcPr>
             <w:tcW w:type="dxa" w:w="9026"/>
@@ -12474,6 +14795,44 @@
               <w:bottom w:val="single" w:color="CBD8D2" w:sz="4"/>
               <w:right w:val="single" w:color="CBD8D2" w:sz="4"/>
             </w:tcBorders>
+            <w:shd w:fill="FBEDED" w:color="auto" w:val="clear"/>
+            <w:tcMar>
+              <w:top w:type="dxa" w:w="90"/>
+              <w:left w:type="dxa" w:w="130"/>
+              <w:bottom w:type="dxa" w:w="90"/>
+              <w:right w:type="dxa" w:w="130"/>
+            </w:tcMar>
+            <w:vAlign w:val="center"/>
+          </w:tcPr>
+          <w:p>
+            <w:pPr>
+              <w:spacing w:after="30" w:before="0" w:line="264"/>
+            </w:pPr>
+            <w:r>
+              <w:rPr>
+                <w:b/>
+                <w:bCs/>
+                <w:color w:val="9E3B3B"/>
+                <w:sz w:val="20"/>
+                <w:szCs w:val="20"/>
+              </w:rPr>
+              <w:t>NÃO DEVE DISPARAR</w:t>
+              <w:br/>
+              <w:t>Perguntas parecidas que não podem fazer o botão aparecer.</w:t>
+            </w:r>
+          </w:p>
+        </w:tc>
+      </w:tr>
+      <w:tr>
+        <w:tc>
+          <w:tcPr>
+            <w:tcW w:type="dxa" w:w="9026"/>
+            <w:tcBorders>
+              <w:top w:val="single" w:color="CBD8D2" w:sz="4"/>
+              <w:left w:val="single" w:color="CBD8D2" w:sz="4"/>
+              <w:bottom w:val="single" w:color="CBD8D2" w:sz="4"/>
+              <w:right w:val="single" w:color="CBD8D2" w:sz="4"/>
+            </w:tcBorders>
             <w:tcMar>
               <w:top w:type="dxa" w:w="90"/>
               <w:left w:type="dxa" w:w="130"/>
@@ -12492,7 +14851,7 @@
                 <w:sz w:val="19"/>
                 <w:szCs w:val="19"/>
               </w:rPr>
-              <w:t xml:space="preserve">3.</w:t>
+              <w:t>1.   Explique o conceito de holoteca</w:t>
             </w:r>
           </w:p>
         </w:tc>
@@ -12525,12 +14884,967 @@
                 <w:sz w:val="19"/>
                 <w:szCs w:val="19"/>
               </w:rPr>
-              <w:t xml:space="preserve">4.</w:t>
-            </w:r>
-          </w:p>
-        </w:tc>
-      </w:tr>
-      <w:tr>
+              <w:t>2.   Quais são os atributos da consciência?</w:t>
+            </w:r>
+          </w:p>
+        </w:tc>
+      </w:tr>
+    </w:tbl>
+    <w:p>
+      <w:r>
+        <w:br w:type="page"/>
+      </w:r>
+    </w:p>
+    <w:p>
+      <w:pPr>
+        <w:pStyle w:val="Heading1"/>
+        <w:spacing w:after="160" w:before="300"/>
+      </w:pPr>
+      <w:r>
+        <w:rPr>
+          <w:b/>
+          <w:bCs/>
+          <w:color w:val="1B6B4C"/>
+          <w:sz w:val="30"/>
+          <w:szCs w:val="30"/>
+        </w:rPr>
+        <w:t>Intenção 8  ·  list_sources</w:t>
+      </w:r>
+    </w:p>
+    <w:tbl>
+      <w:tblPr>
+        <w:tblW w:type="dxa" w:w="9026"/>
+        <w:tblBorders>
+          <w:top w:val="single" w:color="auto" w:sz="4"/>
+          <w:left w:val="single" w:color="auto" w:sz="4"/>
+          <w:bottom w:val="single" w:color="auto" w:sz="4"/>
+          <w:right w:val="single" w:color="auto" w:sz="4"/>
+          <w:insideH w:val="single" w:color="auto" w:sz="4"/>
+          <w:insideV w:val="single" w:color="auto" w:sz="4"/>
+        </w:tblBorders>
+      </w:tblPr>
+      <w:tblGrid>
+        <w:gridCol w:w="3000"/>
+        <w:gridCol w:w="6026"/>
+      </w:tblGrid>
+      <w:tr>
+        <w:tc>
+          <w:tcPr>
+            <w:tcW w:type="dxa" w:w="3000"/>
+            <w:tcBorders>
+              <w:top w:val="single" w:color="CBD8D2" w:sz="4"/>
+              <w:left w:val="single" w:color="CBD8D2" w:sz="4"/>
+              <w:bottom w:val="single" w:color="CBD8D2" w:sz="4"/>
+              <w:right w:val="single" w:color="CBD8D2" w:sz="4"/>
+            </w:tcBorders>
+            <w:shd w:fill="F4FAF7" w:color="auto" w:val="clear"/>
+            <w:tcMar>
+              <w:top w:type="dxa" w:w="90"/>
+              <w:left w:type="dxa" w:w="130"/>
+              <w:bottom w:type="dxa" w:w="90"/>
+              <w:right w:type="dxa" w:w="130"/>
+            </w:tcMar>
+            <w:vAlign w:val="center"/>
+          </w:tcPr>
+          <w:p>
+            <w:pPr>
+              <w:spacing w:after="80" w:before="0" w:line="264"/>
+            </w:pPr>
+            <w:r>
+              <w:rPr>
+                <w:b/>
+                <w:bCs/>
+                <w:color w:val="1B6B4C"/>
+                <w:sz w:val="19"/>
+                <w:szCs w:val="19"/>
+              </w:rPr>
+              <w:t xml:space="preserve">id</w:t>
+            </w:r>
+          </w:p>
+        </w:tc>
+        <w:tc>
+          <w:tcPr>
+            <w:tcW w:type="dxa" w:w="6026"/>
+            <w:tcBorders>
+              <w:top w:val="single" w:color="CBD8D2" w:sz="4"/>
+              <w:left w:val="single" w:color="CBD8D2" w:sz="4"/>
+              <w:bottom w:val="single" w:color="CBD8D2" w:sz="4"/>
+              <w:right w:val="single" w:color="CBD8D2" w:sz="4"/>
+            </w:tcBorders>
+            <w:tcMar>
+              <w:top w:type="dxa" w:w="90"/>
+              <w:left w:type="dxa" w:w="130"/>
+              <w:bottom w:type="dxa" w:w="90"/>
+              <w:right w:type="dxa" w:w="130"/>
+            </w:tcMar>
+            <w:vAlign w:val="center"/>
+          </w:tcPr>
+          <w:p>
+            <w:pPr>
+              <w:spacing w:after="80" w:before="0" w:line="264"/>
+            </w:pPr>
+            <w:r>
+              <w:rPr>
+                <w:i/>
+                <w:iCs/>
+                <w:color w:val="808A86"/>
+                <w:sz w:val="17"/>
+                <w:szCs w:val="17"/>
+              </w:rPr>
+              <w:t>list_sources</w:t>
+            </w:r>
+          </w:p>
+        </w:tc>
+      </w:tr>
+      <w:tr>
+        <w:tc>
+          <w:tcPr>
+            <w:tcW w:type="dxa" w:w="3000"/>
+            <w:tcBorders>
+              <w:top w:val="single" w:color="CBD8D2" w:sz="4"/>
+              <w:left w:val="single" w:color="CBD8D2" w:sz="4"/>
+              <w:bottom w:val="single" w:color="CBD8D2" w:sz="4"/>
+              <w:right w:val="single" w:color="CBD8D2" w:sz="4"/>
+            </w:tcBorders>
+            <w:shd w:fill="E8F4EE" w:color="auto" w:val="clear"/>
+            <w:tcMar>
+              <w:top w:type="dxa" w:w="90"/>
+              <w:left w:type="dxa" w:w="130"/>
+              <w:bottom w:type="dxa" w:w="90"/>
+              <w:right w:type="dxa" w:w="130"/>
+            </w:tcMar>
+            <w:vAlign w:val="center"/>
+          </w:tcPr>
+          <w:p>
+            <w:pPr>
+              <w:spacing w:after="80" w:before="0" w:line="264"/>
+            </w:pPr>
+            <w:r>
+              <w:rPr>
+                <w:b/>
+                <w:bCs/>
+                <w:color w:val="1B6B4C"/>
+                <w:sz w:val="19"/>
+                <w:szCs w:val="19"/>
+              </w:rPr>
+              <w:t xml:space="preserve">Nome</w:t>
+            </w:r>
+          </w:p>
+        </w:tc>
+        <w:tc>
+          <w:tcPr>
+            <w:tcW w:type="dxa" w:w="6026"/>
+            <w:tcBorders>
+              <w:top w:val="single" w:color="CBD8D2" w:sz="4"/>
+              <w:left w:val="single" w:color="CBD8D2" w:sz="4"/>
+              <w:bottom w:val="single" w:color="CBD8D2" w:sz="4"/>
+              <w:right w:val="single" w:color="CBD8D2" w:sz="4"/>
+            </w:tcBorders>
+            <w:tcMar>
+              <w:top w:type="dxa" w:w="90"/>
+              <w:left w:type="dxa" w:w="130"/>
+              <w:bottom w:type="dxa" w:w="90"/>
+              <w:right w:type="dxa" w:w="130"/>
+            </w:tcMar>
+            <w:vAlign w:val="center"/>
+          </w:tcPr>
+          <w:p>
+            <w:pPr>
+              <w:spacing w:after="80" w:before="0" w:line="264"/>
+            </w:pPr>
+            <w:r>
+              <w:rPr>
+                <w:i/>
+                <w:iCs/>
+                <w:color w:val="808A86"/>
+                <w:sz w:val="17"/>
+                <w:szCs w:val="17"/>
+              </w:rPr>
+              <w:t>Listar fontes carregadas</w:t>
+            </w:r>
+          </w:p>
+        </w:tc>
+      </w:tr>
+      <w:tr>
+        <w:tc>
+          <w:tcPr>
+            <w:tcW w:type="dxa" w:w="3000"/>
+            <w:tcBorders>
+              <w:top w:val="single" w:color="CBD8D2" w:sz="4"/>
+              <w:left w:val="single" w:color="CBD8D2" w:sz="4"/>
+              <w:bottom w:val="single" w:color="CBD8D2" w:sz="4"/>
+              <w:right w:val="single" w:color="CBD8D2" w:sz="4"/>
+            </w:tcBorders>
+            <w:shd w:fill="F4FAF7" w:color="auto" w:val="clear"/>
+            <w:tcMar>
+              <w:top w:type="dxa" w:w="90"/>
+              <w:left w:type="dxa" w:w="130"/>
+              <w:bottom w:type="dxa" w:w="90"/>
+              <w:right w:type="dxa" w:w="130"/>
+            </w:tcMar>
+            <w:vAlign w:val="center"/>
+          </w:tcPr>
+          <w:p>
+            <w:pPr>
+              <w:spacing w:after="80" w:before="0" w:line="264"/>
+            </w:pPr>
+            <w:r>
+              <w:rPr>
+                <w:b/>
+                <w:bCs/>
+                <w:color w:val="1B6B4C"/>
+                <w:sz w:val="19"/>
+                <w:szCs w:val="19"/>
+              </w:rPr>
+              <w:t xml:space="preserve">Status</w:t>
+            </w:r>
+          </w:p>
+        </w:tc>
+        <w:tc>
+          <w:tcPr>
+            <w:tcW w:type="dxa" w:w="6026"/>
+            <w:tcBorders>
+              <w:top w:val="single" w:color="CBD8D2" w:sz="4"/>
+              <w:left w:val="single" w:color="CBD8D2" w:sz="4"/>
+              <w:bottom w:val="single" w:color="CBD8D2" w:sz="4"/>
+              <w:right w:val="single" w:color="CBD8D2" w:sz="4"/>
+            </w:tcBorders>
+            <w:tcMar>
+              <w:top w:type="dxa" w:w="90"/>
+              <w:left w:type="dxa" w:w="130"/>
+              <w:bottom w:type="dxa" w:w="90"/>
+              <w:right w:type="dxa" w:w="130"/>
+            </w:tcMar>
+            <w:vAlign w:val="center"/>
+          </w:tcPr>
+          <w:p>
+            <w:pPr>
+              <w:spacing w:after="80" w:before="0" w:line="264"/>
+            </w:pPr>
+            <w:r>
+              <w:rPr>
+                <w:i/>
+                <w:iCs/>
+                <w:color w:val="808A86"/>
+                <w:sz w:val="17"/>
+                <w:szCs w:val="17"/>
+              </w:rPr>
+              <w:t>Implementada — só planejador</w:t>
+            </w:r>
+          </w:p>
+        </w:tc>
+      </w:tr>
+      <w:tr>
+        <w:tc>
+          <w:tcPr>
+            <w:tcW w:type="dxa" w:w="3000"/>
+            <w:tcBorders>
+              <w:top w:val="single" w:color="CBD8D2" w:sz="4"/>
+              <w:left w:val="single" w:color="CBD8D2" w:sz="4"/>
+              <w:bottom w:val="single" w:color="CBD8D2" w:sz="4"/>
+              <w:right w:val="single" w:color="CBD8D2" w:sz="4"/>
+            </w:tcBorders>
+            <w:shd w:fill="E8F4EE" w:color="auto" w:val="clear"/>
+            <w:tcMar>
+              <w:top w:type="dxa" w:w="90"/>
+              <w:left w:type="dxa" w:w="130"/>
+              <w:bottom w:type="dxa" w:w="90"/>
+              <w:right w:type="dxa" w:w="130"/>
+            </w:tcMar>
+            <w:vAlign w:val="center"/>
+          </w:tcPr>
+          <w:p>
+            <w:pPr>
+              <w:spacing w:after="80" w:before="0" w:line="264"/>
+            </w:pPr>
+            <w:r>
+              <w:rPr>
+                <w:b/>
+                <w:bCs/>
+                <w:color w:val="1B6B4C"/>
+                <w:sz w:val="19"/>
+                <w:szCs w:val="19"/>
+              </w:rPr>
+              <w:t xml:space="preserve">Dispara quando</w:t>
+            </w:r>
+          </w:p>
+        </w:tc>
+        <w:tc>
+          <w:tcPr>
+            <w:tcW w:type="dxa" w:w="6026"/>
+            <w:tcBorders>
+              <w:top w:val="single" w:color="CBD8D2" w:sz="4"/>
+              <w:left w:val="single" w:color="CBD8D2" w:sz="4"/>
+              <w:bottom w:val="single" w:color="CBD8D2" w:sz="4"/>
+              <w:right w:val="single" w:color="CBD8D2" w:sz="4"/>
+            </w:tcBorders>
+            <w:tcMar>
+              <w:top w:type="dxa" w:w="90"/>
+              <w:left w:type="dxa" w:w="130"/>
+              <w:bottom w:type="dxa" w:w="90"/>
+              <w:right w:type="dxa" w:w="130"/>
+            </w:tcMar>
+            <w:vAlign w:val="center"/>
+          </w:tcPr>
+          <w:p>
+            <w:pPr>
+              <w:spacing w:after="80" w:before="0" w:line="264"/>
+            </w:pPr>
+            <w:r>
+              <w:rPr>
+                <w:i/>
+                <w:iCs/>
+                <w:color w:val="808A86"/>
+                <w:sz w:val="17"/>
+                <w:szCs w:val="17"/>
+              </w:rPr>
+              <w:t>o usuário pergunta quais fontes, arquivos ou documentos estão atualmente disponíveis para consulta</w:t>
+            </w:r>
+          </w:p>
+        </w:tc>
+      </w:tr>
+      <w:tr>
+        <w:tc>
+          <w:tcPr>
+            <w:tcW w:type="dxa" w:w="3000"/>
+            <w:tcBorders>
+              <w:top w:val="single" w:color="CBD8D2" w:sz="4"/>
+              <w:left w:val="single" w:color="CBD8D2" w:sz="4"/>
+              <w:bottom w:val="single" w:color="CBD8D2" w:sz="4"/>
+              <w:right w:val="single" w:color="CBD8D2" w:sz="4"/>
+            </w:tcBorders>
+            <w:shd w:fill="F4FAF7" w:color="auto" w:val="clear"/>
+            <w:tcMar>
+              <w:top w:type="dxa" w:w="90"/>
+              <w:left w:type="dxa" w:w="130"/>
+              <w:bottom w:type="dxa" w:w="90"/>
+              <w:right w:type="dxa" w:w="130"/>
+            </w:tcMar>
+            <w:vAlign w:val="center"/>
+          </w:tcPr>
+          <w:p>
+            <w:pPr>
+              <w:spacing w:after="80" w:before="0" w:line="264"/>
+            </w:pPr>
+            <w:r>
+              <w:rPr>
+                <w:b/>
+                <w:bCs/>
+                <w:color w:val="1B6B4C"/>
+                <w:sz w:val="19"/>
+                <w:szCs w:val="19"/>
+              </w:rPr>
+              <w:t xml:space="preserve">NÃO dispara quando</w:t>
+            </w:r>
+          </w:p>
+        </w:tc>
+        <w:tc>
+          <w:tcPr>
+            <w:tcW w:type="dxa" w:w="6026"/>
+            <w:tcBorders>
+              <w:top w:val="single" w:color="CBD8D2" w:sz="4"/>
+              <w:left w:val="single" w:color="CBD8D2" w:sz="4"/>
+              <w:bottom w:val="single" w:color="CBD8D2" w:sz="4"/>
+              <w:right w:val="single" w:color="CBD8D2" w:sz="4"/>
+            </w:tcBorders>
+            <w:tcMar>
+              <w:top w:type="dxa" w:w="90"/>
+              <w:left w:type="dxa" w:w="130"/>
+              <w:bottom w:type="dxa" w:w="90"/>
+              <w:right w:type="dxa" w:w="130"/>
+            </w:tcMar>
+            <w:vAlign w:val="center"/>
+          </w:tcPr>
+          <w:p>
+            <w:pPr>
+              <w:spacing w:after="80" w:before="0" w:line="264"/>
+            </w:pPr>
+            <w:r>
+              <w:rPr>
+                <w:i/>
+                <w:iCs/>
+                <w:color w:val="808A86"/>
+                <w:sz w:val="17"/>
+                <w:szCs w:val="17"/>
+              </w:rPr>
+              <w:t>o usuário pede explicação, resumo ou análise do conteúdo das fontes</w:t>
+            </w:r>
+          </w:p>
+        </w:tc>
+      </w:tr>
+      <w:tr>
+        <w:tc>
+          <w:tcPr>
+            <w:tcW w:type="dxa" w:w="3000"/>
+            <w:tcBorders>
+              <w:top w:val="single" w:color="CBD8D2" w:sz="4"/>
+              <w:left w:val="single" w:color="CBD8D2" w:sz="4"/>
+              <w:bottom w:val="single" w:color="CBD8D2" w:sz="4"/>
+              <w:right w:val="single" w:color="CBD8D2" w:sz="4"/>
+            </w:tcBorders>
+            <w:shd w:fill="E8F4EE" w:color="auto" w:val="clear"/>
+            <w:tcMar>
+              <w:top w:type="dxa" w:w="90"/>
+              <w:left w:type="dxa" w:w="130"/>
+              <w:bottom w:type="dxa" w:w="90"/>
+              <w:right w:type="dxa" w:w="130"/>
+            </w:tcMar>
+            <w:vAlign w:val="center"/>
+          </w:tcPr>
+          <w:p>
+            <w:pPr>
+              <w:spacing w:after="80" w:before="0" w:line="264"/>
+            </w:pPr>
+            <w:r>
+              <w:rPr>
+                <w:b/>
+                <w:bCs/>
+                <w:color w:val="1B6B4C"/>
+                <w:sz w:val="19"/>
+                <w:szCs w:val="19"/>
+              </w:rPr>
+              <w:t xml:space="preserve">Parâmetros</w:t>
+            </w:r>
+          </w:p>
+        </w:tc>
+        <w:tc>
+          <w:tcPr>
+            <w:tcW w:type="dxa" w:w="6026"/>
+            <w:tcBorders>
+              <w:top w:val="single" w:color="CBD8D2" w:sz="4"/>
+              <w:left w:val="single" w:color="CBD8D2" w:sz="4"/>
+              <w:bottom w:val="single" w:color="CBD8D2" w:sz="4"/>
+              <w:right w:val="single" w:color="CBD8D2" w:sz="4"/>
+            </w:tcBorders>
+            <w:tcMar>
+              <w:top w:type="dxa" w:w="90"/>
+              <w:left w:type="dxa" w:w="130"/>
+              <w:bottom w:type="dxa" w:w="90"/>
+              <w:right w:type="dxa" w:w="130"/>
+            </w:tcMar>
+            <w:vAlign w:val="center"/>
+          </w:tcPr>
+          <w:p>
+            <w:pPr>
+              <w:spacing w:after="80" w:before="0" w:line="264"/>
+            </w:pPr>
+            <w:r>
+              <w:rPr>
+                <w:i/>
+                <w:iCs/>
+                <w:color w:val="808A86"/>
+                <w:sz w:val="17"/>
+                <w:szCs w:val="17"/>
+              </w:rPr>
+              <w:t>term · vazio · a ação não recebe termo</w:t>
+            </w:r>
+          </w:p>
+        </w:tc>
+      </w:tr>
+      <w:tr>
+        <w:tc>
+          <w:tcPr>
+            <w:tcW w:type="dxa" w:w="3000"/>
+            <w:tcBorders>
+              <w:top w:val="single" w:color="CBD8D2" w:sz="4"/>
+              <w:left w:val="single" w:color="CBD8D2" w:sz="4"/>
+              <w:bottom w:val="single" w:color="CBD8D2" w:sz="4"/>
+              <w:right w:val="single" w:color="CBD8D2" w:sz="4"/>
+            </w:tcBorders>
+            <w:shd w:fill="F4FAF7" w:color="auto" w:val="clear"/>
+            <w:tcMar>
+              <w:top w:type="dxa" w:w="90"/>
+              <w:left w:type="dxa" w:w="130"/>
+              <w:bottom w:type="dxa" w:w="90"/>
+              <w:right w:type="dxa" w:w="130"/>
+            </w:tcMar>
+            <w:vAlign w:val="center"/>
+          </w:tcPr>
+          <w:p>
+            <w:pPr>
+              <w:spacing w:after="80" w:before="0" w:line="264"/>
+            </w:pPr>
+            <w:r>
+              <w:rPr>
+                <w:b/>
+                <w:bCs/>
+                <w:color w:val="1B6B4C"/>
+                <w:sz w:val="19"/>
+                <w:szCs w:val="19"/>
+              </w:rPr>
+              <w:t xml:space="preserve">Ação</w:t>
+            </w:r>
+          </w:p>
+        </w:tc>
+        <w:tc>
+          <w:tcPr>
+            <w:tcW w:type="dxa" w:w="6026"/>
+            <w:tcBorders>
+              <w:top w:val="single" w:color="CBD8D2" w:sz="4"/>
+              <w:left w:val="single" w:color="CBD8D2" w:sz="4"/>
+              <w:bottom w:val="single" w:color="CBD8D2" w:sz="4"/>
+              <w:right w:val="single" w:color="CBD8D2" w:sz="4"/>
+            </w:tcBorders>
+            <w:tcMar>
+              <w:top w:type="dxa" w:w="90"/>
+              <w:left w:type="dxa" w:w="130"/>
+              <w:bottom w:type="dxa" w:w="90"/>
+              <w:right w:type="dxa" w:w="130"/>
+            </w:tcMar>
+            <w:vAlign w:val="center"/>
+          </w:tcPr>
+          <w:p>
+            <w:pPr>
+              <w:spacing w:after="80" w:before="0" w:line="264"/>
+            </w:pPr>
+            <w:r>
+              <w:rPr>
+                <w:i/>
+                <w:iCs/>
+                <w:color w:val="808A86"/>
+                <w:sz w:val="17"/>
+                <w:szCs w:val="17"/>
+              </w:rPr>
+              <w:t>listar os arquivos da base ativa diretamente na conversa</w:t>
+            </w:r>
+          </w:p>
+        </w:tc>
+      </w:tr>
+      <w:tr>
+        <w:tc>
+          <w:tcPr>
+            <w:tcW w:type="dxa" w:w="3000"/>
+            <w:tcBorders>
+              <w:top w:val="single" w:color="CBD8D2" w:sz="4"/>
+              <w:left w:val="single" w:color="CBD8D2" w:sz="4"/>
+              <w:bottom w:val="single" w:color="CBD8D2" w:sz="4"/>
+              <w:right w:val="single" w:color="CBD8D2" w:sz="4"/>
+            </w:tcBorders>
+            <w:shd w:fill="E8F4EE" w:color="auto" w:val="clear"/>
+            <w:tcMar>
+              <w:top w:type="dxa" w:w="90"/>
+              <w:left w:type="dxa" w:w="130"/>
+              <w:bottom w:type="dxa" w:w="90"/>
+              <w:right w:type="dxa" w:w="130"/>
+            </w:tcMar>
+            <w:vAlign w:val="center"/>
+          </w:tcPr>
+          <w:p>
+            <w:pPr>
+              <w:spacing w:after="80" w:before="0" w:line="264"/>
+            </w:pPr>
+            <w:r>
+              <w:rPr>
+                <w:b/>
+                <w:bCs/>
+                <w:color w:val="1B6B4C"/>
+                <w:sz w:val="19"/>
+                <w:szCs w:val="19"/>
+              </w:rPr>
+              <w:t xml:space="preserve">Destino</w:t>
+            </w:r>
+          </w:p>
+        </w:tc>
+        <w:tc>
+          <w:tcPr>
+            <w:tcW w:type="dxa" w:w="6026"/>
+            <w:tcBorders>
+              <w:top w:val="single" w:color="CBD8D2" w:sz="4"/>
+              <w:left w:val="single" w:color="CBD8D2" w:sz="4"/>
+              <w:bottom w:val="single" w:color="CBD8D2" w:sz="4"/>
+              <w:right w:val="single" w:color="CBD8D2" w:sz="4"/>
+            </w:tcBorders>
+            <w:tcMar>
+              <w:top w:type="dxa" w:w="90"/>
+              <w:left w:type="dxa" w:w="130"/>
+              <w:bottom w:type="dxa" w:w="90"/>
+              <w:right w:type="dxa" w:w="130"/>
+            </w:tcMar>
+            <w:vAlign w:val="center"/>
+          </w:tcPr>
+          <w:p>
+            <w:pPr>
+              <w:spacing w:after="80" w:before="0" w:line="264"/>
+            </w:pPr>
+            <w:r>
+              <w:rPr>
+                <w:i/>
+                <w:iCs/>
+                <w:color w:val="808A86"/>
+                <w:sz w:val="17"/>
+                <w:szCs w:val="17"/>
+              </w:rPr>
+              <w:t>GET /api/vector-stores/{vectorStoreId}/files</w:t>
+            </w:r>
+          </w:p>
+        </w:tc>
+      </w:tr>
+      <w:tr>
+        <w:tc>
+          <w:tcPr>
+            <w:tcW w:type="dxa" w:w="3000"/>
+            <w:tcBorders>
+              <w:top w:val="single" w:color="CBD8D2" w:sz="4"/>
+              <w:left w:val="single" w:color="CBD8D2" w:sz="4"/>
+              <w:bottom w:val="single" w:color="CBD8D2" w:sz="4"/>
+              <w:right w:val="single" w:color="CBD8D2" w:sz="4"/>
+            </w:tcBorders>
+            <w:shd w:fill="F4FAF7" w:color="auto" w:val="clear"/>
+            <w:tcMar>
+              <w:top w:type="dxa" w:w="90"/>
+              <w:left w:type="dxa" w:w="130"/>
+              <w:bottom w:type="dxa" w:w="90"/>
+              <w:right w:type="dxa" w:w="130"/>
+            </w:tcMar>
+            <w:vAlign w:val="center"/>
+          </w:tcPr>
+          <w:p>
+            <w:pPr>
+              <w:spacing w:after="80" w:before="0" w:line="264"/>
+            </w:pPr>
+            <w:r>
+              <w:rPr>
+                <w:b/>
+                <w:bCs/>
+                <w:color w:val="1B6B4C"/>
+                <w:sz w:val="19"/>
+                <w:szCs w:val="19"/>
+              </w:rPr>
+              <w:t xml:space="preserve">Destino aceita o parâmetro?</w:t>
+            </w:r>
+          </w:p>
+        </w:tc>
+        <w:tc>
+          <w:tcPr>
+            <w:tcW w:type="dxa" w:w="6026"/>
+            <w:tcBorders>
+              <w:top w:val="single" w:color="CBD8D2" w:sz="4"/>
+              <w:left w:val="single" w:color="CBD8D2" w:sz="4"/>
+              <w:bottom w:val="single" w:color="CBD8D2" w:sz="4"/>
+              <w:right w:val="single" w:color="CBD8D2" w:sz="4"/>
+            </w:tcBorders>
+            <w:tcMar>
+              <w:top w:type="dxa" w:w="90"/>
+              <w:left w:type="dxa" w:w="130"/>
+              <w:bottom w:type="dxa" w:w="90"/>
+              <w:right w:type="dxa" w:w="130"/>
+            </w:tcMar>
+            <w:vAlign w:val="center"/>
+          </w:tcPr>
+          <w:p>
+            <w:pPr>
+              <w:spacing w:after="80" w:before="0" w:line="264"/>
+            </w:pPr>
+            <w:r>
+              <w:rPr>
+                <w:i/>
+                <w:iCs/>
+                <w:color w:val="808A86"/>
+                <w:sz w:val="17"/>
+                <w:szCs w:val="17"/>
+              </w:rPr>
+              <w:t>Ação interna; usa a base ativa da sessão.</w:t>
+            </w:r>
+          </w:p>
+        </w:tc>
+      </w:tr>
+      <w:tr>
+        <w:tc>
+          <w:tcPr>
+            <w:tcW w:type="dxa" w:w="3000"/>
+            <w:tcBorders>
+              <w:top w:val="single" w:color="CBD8D2" w:sz="4"/>
+              <w:left w:val="single" w:color="CBD8D2" w:sz="4"/>
+              <w:bottom w:val="single" w:color="CBD8D2" w:sz="4"/>
+              <w:right w:val="single" w:color="CBD8D2" w:sz="4"/>
+            </w:tcBorders>
+            <w:shd w:fill="E8F4EE" w:color="auto" w:val="clear"/>
+            <w:tcMar>
+              <w:top w:type="dxa" w:w="90"/>
+              <w:left w:type="dxa" w:w="130"/>
+              <w:bottom w:type="dxa" w:w="90"/>
+              <w:right w:type="dxa" w:w="130"/>
+            </w:tcMar>
+            <w:vAlign w:val="center"/>
+          </w:tcPr>
+          <w:p>
+            <w:pPr>
+              <w:spacing w:after="80" w:before="0" w:line="264"/>
+            </w:pPr>
+            <w:r>
+              <w:rPr>
+                <w:b/>
+                <w:bCs/>
+                <w:color w:val="1B6B4C"/>
+                <w:sz w:val="19"/>
+                <w:szCs w:val="19"/>
+              </w:rPr>
+              <w:t xml:space="preserve">Rótulo PT</w:t>
+            </w:r>
+          </w:p>
+        </w:tc>
+        <w:tc>
+          <w:tcPr>
+            <w:tcW w:type="dxa" w:w="6026"/>
+            <w:tcBorders>
+              <w:top w:val="single" w:color="CBD8D2" w:sz="4"/>
+              <w:left w:val="single" w:color="CBD8D2" w:sz="4"/>
+              <w:bottom w:val="single" w:color="CBD8D2" w:sz="4"/>
+              <w:right w:val="single" w:color="CBD8D2" w:sz="4"/>
+            </w:tcBorders>
+            <w:tcMar>
+              <w:top w:type="dxa" w:w="90"/>
+              <w:left w:type="dxa" w:w="130"/>
+              <w:bottom w:type="dxa" w:w="90"/>
+              <w:right w:type="dxa" w:w="130"/>
+            </w:tcMar>
+            <w:vAlign w:val="center"/>
+          </w:tcPr>
+          <w:p>
+            <w:pPr>
+              <w:spacing w:after="80" w:before="0" w:line="264"/>
+            </w:pPr>
+            <w:r>
+              <w:rPr>
+                <w:i/>
+                <w:iCs/>
+                <w:color w:val="808A86"/>
+                <w:sz w:val="17"/>
+                <w:szCs w:val="17"/>
+              </w:rPr>
+              <w:t>Fontes de consulta</w:t>
+            </w:r>
+          </w:p>
+        </w:tc>
+      </w:tr>
+      <w:tr>
+        <w:tc>
+          <w:tcPr>
+            <w:tcW w:type="dxa" w:w="3000"/>
+            <w:tcBorders>
+              <w:top w:val="single" w:color="CBD8D2" w:sz="4"/>
+              <w:left w:val="single" w:color="CBD8D2" w:sz="4"/>
+              <w:bottom w:val="single" w:color="CBD8D2" w:sz="4"/>
+              <w:right w:val="single" w:color="CBD8D2" w:sz="4"/>
+            </w:tcBorders>
+            <w:shd w:fill="F4FAF7" w:color="auto" w:val="clear"/>
+            <w:tcMar>
+              <w:top w:type="dxa" w:w="90"/>
+              <w:left w:type="dxa" w:w="130"/>
+              <w:bottom w:type="dxa" w:w="90"/>
+              <w:right w:type="dxa" w:w="130"/>
+            </w:tcMar>
+            <w:vAlign w:val="center"/>
+          </w:tcPr>
+          <w:p>
+            <w:pPr>
+              <w:spacing w:after="80" w:before="0" w:line="264"/>
+            </w:pPr>
+            <w:r>
+              <w:rPr>
+                <w:b/>
+                <w:bCs/>
+                <w:color w:val="1B6B4C"/>
+                <w:sz w:val="19"/>
+                <w:szCs w:val="19"/>
+              </w:rPr>
+              <w:t xml:space="preserve">Rótulo EN</w:t>
+            </w:r>
+          </w:p>
+        </w:tc>
+        <w:tc>
+          <w:tcPr>
+            <w:tcW w:type="dxa" w:w="6026"/>
+            <w:tcBorders>
+              <w:top w:val="single" w:color="CBD8D2" w:sz="4"/>
+              <w:left w:val="single" w:color="CBD8D2" w:sz="4"/>
+              <w:bottom w:val="single" w:color="CBD8D2" w:sz="4"/>
+              <w:right w:val="single" w:color="CBD8D2" w:sz="4"/>
+            </w:tcBorders>
+            <w:tcMar>
+              <w:top w:type="dxa" w:w="90"/>
+              <w:left w:type="dxa" w:w="130"/>
+              <w:bottom w:type="dxa" w:w="90"/>
+              <w:right w:type="dxa" w:w="130"/>
+            </w:tcMar>
+            <w:vAlign w:val="center"/>
+          </w:tcPr>
+          <w:p>
+            <w:pPr>
+              <w:spacing w:after="80" w:before="0" w:line="264"/>
+            </w:pPr>
+            <w:r>
+              <w:rPr>
+                <w:i/>
+                <w:iCs/>
+                <w:color w:val="808A86"/>
+                <w:sz w:val="17"/>
+                <w:szCs w:val="17"/>
+              </w:rPr>
+              <w:t>Consultation sources</w:t>
+            </w:r>
+          </w:p>
+        </w:tc>
+      </w:tr>
+      <w:tr>
+        <w:tc>
+          <w:tcPr>
+            <w:tcW w:type="dxa" w:w="3000"/>
+            <w:tcBorders>
+              <w:top w:val="single" w:color="CBD8D2" w:sz="4"/>
+              <w:left w:val="single" w:color="CBD8D2" w:sz="4"/>
+              <w:bottom w:val="single" w:color="CBD8D2" w:sz="4"/>
+              <w:right w:val="single" w:color="CBD8D2" w:sz="4"/>
+            </w:tcBorders>
+            <w:shd w:fill="E8F4EE" w:color="auto" w:val="clear"/>
+            <w:tcMar>
+              <w:top w:type="dxa" w:w="90"/>
+              <w:left w:type="dxa" w:w="130"/>
+              <w:bottom w:type="dxa" w:w="90"/>
+              <w:right w:type="dxa" w:w="130"/>
+            </w:tcMar>
+            <w:vAlign w:val="center"/>
+          </w:tcPr>
+          <w:p>
+            <w:pPr>
+              <w:spacing w:after="80" w:before="0" w:line="264"/>
+            </w:pPr>
+            <w:r>
+              <w:rPr>
+                <w:b/>
+                <w:bCs/>
+                <w:color w:val="1B6B4C"/>
+                <w:sz w:val="19"/>
+                <w:szCs w:val="19"/>
+              </w:rPr>
+              <w:t xml:space="preserve">Modo</w:t>
+            </w:r>
+          </w:p>
+        </w:tc>
+        <w:tc>
+          <w:tcPr>
+            <w:tcW w:type="dxa" w:w="6026"/>
+            <w:tcBorders>
+              <w:top w:val="single" w:color="CBD8D2" w:sz="4"/>
+              <w:left w:val="single" w:color="CBD8D2" w:sz="4"/>
+              <w:bottom w:val="single" w:color="CBD8D2" w:sz="4"/>
+              <w:right w:val="single" w:color="CBD8D2" w:sz="4"/>
+            </w:tcBorders>
+            <w:tcMar>
+              <w:top w:type="dxa" w:w="90"/>
+              <w:left w:type="dxa" w:w="130"/>
+              <w:bottom w:type="dxa" w:w="90"/>
+              <w:right w:type="dxa" w:w="130"/>
+            </w:tcMar>
+            <w:vAlign w:val="center"/>
+          </w:tcPr>
+          <w:p>
+            <w:pPr>
+              <w:spacing w:after="80" w:before="0" w:line="264"/>
+            </w:pPr>
+            <w:r>
+              <w:rPr>
+                <w:i/>
+                <w:iCs/>
+                <w:color w:val="808A86"/>
+                <w:sz w:val="17"/>
+                <w:szCs w:val="17"/>
+              </w:rPr>
+              <w:t>só planejador · inline-result</w:t>
+            </w:r>
+          </w:p>
+        </w:tc>
+      </w:tr>
+      <w:tr>
+        <w:tc>
+          <w:tcPr>
+            <w:tcW w:type="dxa" w:w="3000"/>
+            <w:tcBorders>
+              <w:top w:val="single" w:color="CBD8D2" w:sz="4"/>
+              <w:left w:val="single" w:color="CBD8D2" w:sz="4"/>
+              <w:bottom w:val="single" w:color="CBD8D2" w:sz="4"/>
+              <w:right w:val="single" w:color="CBD8D2" w:sz="4"/>
+            </w:tcBorders>
+            <w:shd w:fill="F4FAF7" w:color="auto" w:val="clear"/>
+            <w:tcMar>
+              <w:top w:type="dxa" w:w="90"/>
+              <w:left w:type="dxa" w:w="130"/>
+              <w:bottom w:type="dxa" w:w="90"/>
+              <w:right w:type="dxa" w:w="130"/>
+            </w:tcMar>
+            <w:vAlign w:val="center"/>
+          </w:tcPr>
+          <w:p>
+            <w:pPr>
+              <w:spacing w:after="80" w:before="0" w:line="264"/>
+            </w:pPr>
+            <w:r>
+              <w:rPr>
+                <w:b/>
+                <w:bCs/>
+                <w:color w:val="1B6B4C"/>
+                <w:sz w:val="19"/>
+                <w:szCs w:val="19"/>
+              </w:rPr>
+              <w:t xml:space="preserve">Precedência</w:t>
+            </w:r>
+          </w:p>
+        </w:tc>
+        <w:tc>
+          <w:tcPr>
+            <w:tcW w:type="dxa" w:w="6026"/>
+            <w:tcBorders>
+              <w:top w:val="single" w:color="CBD8D2" w:sz="4"/>
+              <w:left w:val="single" w:color="CBD8D2" w:sz="4"/>
+              <w:bottom w:val="single" w:color="CBD8D2" w:sz="4"/>
+              <w:right w:val="single" w:color="CBD8D2" w:sz="4"/>
+            </w:tcBorders>
+            <w:tcMar>
+              <w:top w:type="dxa" w:w="90"/>
+              <w:left w:type="dxa" w:w="130"/>
+              <w:bottom w:type="dxa" w:w="90"/>
+              <w:right w:type="dxa" w:w="130"/>
+            </w:tcMar>
+            <w:vAlign w:val="center"/>
+          </w:tcPr>
+          <w:p>
+            <w:pPr>
+              <w:spacing w:after="80" w:before="0" w:line="264"/>
+            </w:pPr>
+            <w:r>
+              <w:rPr>
+                <w:i/>
+                <w:iCs/>
+                <w:color w:val="808A86"/>
+                <w:sz w:val="17"/>
+                <w:szCs w:val="17"/>
+              </w:rPr>
+              <w:t>Sempre direct com list_sources; não usa corpus nem full.</w:t>
+            </w:r>
+          </w:p>
+        </w:tc>
+      </w:tr>
+    </w:tbl>
+    <w:p/>
+    <w:tbl>
+      <w:tblPr>
+        <w:tblW w:type="dxa" w:w="9026"/>
+        <w:tblBorders>
+          <w:top w:val="single" w:color="auto" w:sz="4"/>
+          <w:left w:val="single" w:color="auto" w:sz="4"/>
+          <w:bottom w:val="single" w:color="auto" w:sz="4"/>
+          <w:right w:val="single" w:color="auto" w:sz="4"/>
+          <w:insideH w:val="single" w:color="auto" w:sz="4"/>
+          <w:insideV w:val="single" w:color="auto" w:sz="4"/>
+        </w:tblBorders>
+      </w:tblPr>
+      <w:tblGrid>
+        <w:gridCol w:w="9026"/>
+      </w:tblGrid>
+      <w:tr>
+        <w:trPr>
+          <w:tblHeader/>
+        </w:trPr>
         <w:tc>
           <w:tcPr>
             <w:tcW w:type="dxa" w:w="9026"/>
@@ -12540,6 +15854,44 @@
               <w:bottom w:val="single" w:color="CBD8D2" w:sz="4"/>
               <w:right w:val="single" w:color="CBD8D2" w:sz="4"/>
             </w:tcBorders>
+            <w:shd w:fill="E8F4EE" w:color="auto" w:val="clear"/>
+            <w:tcMar>
+              <w:top w:type="dxa" w:w="90"/>
+              <w:left w:type="dxa" w:w="130"/>
+              <w:bottom w:type="dxa" w:w="90"/>
+              <w:right w:type="dxa" w:w="130"/>
+            </w:tcMar>
+            <w:vAlign w:val="center"/>
+          </w:tcPr>
+          <w:p>
+            <w:pPr>
+              <w:spacing w:after="30" w:before="0" w:line="264"/>
+            </w:pPr>
+            <w:r>
+              <w:rPr>
+                <w:b/>
+                <w:bCs/>
+                <w:color w:val="1B6B4C"/>
+                <w:sz w:val="20"/>
+                <w:szCs w:val="20"/>
+              </w:rPr>
+              <w:t>DEVE DISPARAR</w:t>
+              <w:br/>
+              <w:t>Frases de uso real que precisam fazer o botão aparecer.</w:t>
+            </w:r>
+          </w:p>
+        </w:tc>
+      </w:tr>
+      <w:tr>
+        <w:tc>
+          <w:tcPr>
+            <w:tcW w:type="dxa" w:w="9026"/>
+            <w:tcBorders>
+              <w:top w:val="single" w:color="CBD8D2" w:sz="4"/>
+              <w:left w:val="single" w:color="CBD8D2" w:sz="4"/>
+              <w:bottom w:val="single" w:color="CBD8D2" w:sz="4"/>
+              <w:right w:val="single" w:color="CBD8D2" w:sz="4"/>
+            </w:tcBorders>
             <w:tcMar>
               <w:top w:type="dxa" w:w="90"/>
               <w:left w:type="dxa" w:w="130"/>
@@ -12558,7 +15910,7 @@
                 <w:sz w:val="19"/>
                 <w:szCs w:val="19"/>
               </w:rPr>
-              <w:t xml:space="preserve">5.</w:t>
+              <w:t>1.   Quais fontes estão carregadas nesta conversa?</w:t>
             </w:r>
           </w:p>
         </w:tc>
@@ -12591,12 +15943,32 @@
                 <w:sz w:val="19"/>
                 <w:szCs w:val="19"/>
               </w:rPr>
-              <w:t xml:space="preserve">6.</w:t>
-            </w:r>
-          </w:p>
-        </w:tc>
-      </w:tr>
-      <w:tr>
+              <w:t>2.   Liste os arquivos disponíveis para consulta</w:t>
+            </w:r>
+          </w:p>
+        </w:tc>
+      </w:tr>
+    </w:tbl>
+    <w:p/>
+    <w:tbl>
+      <w:tblPr>
+        <w:tblW w:type="dxa" w:w="9026"/>
+        <w:tblBorders>
+          <w:top w:val="single" w:color="auto" w:sz="4"/>
+          <w:left w:val="single" w:color="auto" w:sz="4"/>
+          <w:bottom w:val="single" w:color="auto" w:sz="4"/>
+          <w:right w:val="single" w:color="auto" w:sz="4"/>
+          <w:insideH w:val="single" w:color="auto" w:sz="4"/>
+          <w:insideV w:val="single" w:color="auto" w:sz="4"/>
+        </w:tblBorders>
+      </w:tblPr>
+      <w:tblGrid>
+        <w:gridCol w:w="9026"/>
+      </w:tblGrid>
+      <w:tr>
+        <w:trPr>
+          <w:tblHeader/>
+        </w:trPr>
         <w:tc>
           <w:tcPr>
             <w:tcW w:type="dxa" w:w="9026"/>
@@ -12606,6 +15978,44 @@
               <w:bottom w:val="single" w:color="CBD8D2" w:sz="4"/>
               <w:right w:val="single" w:color="CBD8D2" w:sz="4"/>
             </w:tcBorders>
+            <w:shd w:fill="FBEDED" w:color="auto" w:val="clear"/>
+            <w:tcMar>
+              <w:top w:type="dxa" w:w="90"/>
+              <w:left w:type="dxa" w:w="130"/>
+              <w:bottom w:type="dxa" w:w="90"/>
+              <w:right w:type="dxa" w:w="130"/>
+            </w:tcMar>
+            <w:vAlign w:val="center"/>
+          </w:tcPr>
+          <w:p>
+            <w:pPr>
+              <w:spacing w:after="30" w:before="0" w:line="264"/>
+            </w:pPr>
+            <w:r>
+              <w:rPr>
+                <w:b/>
+                <w:bCs/>
+                <w:color w:val="9E3B3B"/>
+                <w:sz w:val="20"/>
+                <w:szCs w:val="20"/>
+              </w:rPr>
+              <w:t>NÃO DEVE DISPARAR</w:t>
+              <w:br/>
+              <w:t>Perguntas parecidas que não podem fazer o botão aparecer.</w:t>
+            </w:r>
+          </w:p>
+        </w:tc>
+      </w:tr>
+      <w:tr>
+        <w:tc>
+          <w:tcPr>
+            <w:tcW w:type="dxa" w:w="9026"/>
+            <w:tcBorders>
+              <w:top w:val="single" w:color="CBD8D2" w:sz="4"/>
+              <w:left w:val="single" w:color="CBD8D2" w:sz="4"/>
+              <w:bottom w:val="single" w:color="CBD8D2" w:sz="4"/>
+              <w:right w:val="single" w:color="CBD8D2" w:sz="4"/>
+            </w:tcBorders>
             <w:tcMar>
               <w:top w:type="dxa" w:w="90"/>
               <w:left w:type="dxa" w:w="130"/>
@@ -12624,7 +16034,7 @@
                 <w:sz w:val="19"/>
                 <w:szCs w:val="19"/>
               </w:rPr>
-              <w:t xml:space="preserve">7.</w:t>
+              <w:t>1.   Explique o conteúdo das fontes carregadas</w:t>
             </w:r>
           </w:p>
         </w:tc>
@@ -12657,7 +16067,7 @@
                 <w:sz w:val="19"/>
                 <w:szCs w:val="19"/>
               </w:rPr>
-              <w:t xml:space="preserve">8.</w:t>
+              <w:t>2.   Resuma os documentos da base</w:t>
             </w:r>
           </w:p>
         </w:tc>
